--- a/por/docx/006.content.docx
+++ b/por/docx/006.content.docx
@@ -150,26 +150,6 @@
           <w:lang w:val="pt_PT" w:bidi="pt_PT"/>
         </w:rPr>
         <w:t>D</w:t>
-      </w:r>
-      <w:r>
-        <w:rPr>
-          <w:lang w:val="pt_PT" w:bidi="pt_PT"/>
-        </w:rPr>
-      </w:r>
-    </w:p>
-    <w:p>
-      <w:pPr/>
-      <w:r>
-        <w:rPr>
-          <w:lang w:val="pt_PT" w:bidi="pt_PT"/>
-        </w:rPr>
-      </w:r>
-      <w:r>
-        <w:rPr>
-          <w:i/>
-          <w:lang w:val="pt_PT" w:bidi="pt_PT"/>
-        </w:rPr>
-        <w:t>Dedicação completa, Descanso sabático de Deus, Destruição completa, Deus age através da oração, Deus ou Satanás?, Deus protege o seu servo, Deus, o guerreiro santo, Dizeres "Eu Sou" de Jesus, Doação cristã</w:t>
       </w:r>
       <w:r>
         <w:rPr>

--- a/por/docx/006.content.docx
+++ b/por/docx/006.content.docx
@@ -19,7 +19,7 @@
         <w:rPr>
           <w:lang w:val="pt_PT" w:bidi="pt_PT"/>
         </w:rPr>
-        <w:t>Resource: Study Notes - Themes (Tyndale)</w:t>
+        <w:t>Resource: Tyndale Open Study Notes</w:t>
       </w:r>
       <w:r>
         <w:rPr>
@@ -112,7 +112,7 @@
         <w:rPr>
           <w:lang w:val="pt_PT" w:bidi="pt_PT"/>
         </w:rPr>
-        <w:t>Study Notes - Themes (Tyndale)</w:t>
+        <w:t>Tyndale Open Study Notes</w:t>
       </w:r>
     </w:p>
     <w:p>

--- a/por/docx/006.content.docx
+++ b/por/docx/006.content.docx
@@ -19,7 +19,7 @@
         <w:rPr>
           <w:lang w:val="pt_PT" w:bidi="pt_PT"/>
         </w:rPr>
-        <w:t>Resource: Tyndale Open Study Notes</w:t>
+        <w:t>Resource: Aquifer Open Study Notes (Themes)</w:t>
       </w:r>
       <w:r>
         <w:rPr>
@@ -112,7 +112,7 @@
         <w:rPr>
           <w:lang w:val="pt_PT" w:bidi="pt_PT"/>
         </w:rPr>
-        <w:t>Tyndale Open Study Notes</w:t>
+        <w:t>Aquifer Open Study Notes (Themes)</w:t>
       </w:r>
     </w:p>
     <w:p>

--- a/por/docx/006.content.docx
+++ b/por/docx/006.content.docx
@@ -233,36 +233,24 @@
         </w:rPr>
         <w:t xml:space="preserve">A Bíblia descreve muitas pessoas que afirmavam ser profetas sem ter autoridade e um verdadeiro chamado de Deus. Elas falavam como se representassem a Deus. As pessoas frequentemente achavam difícil distinguir os verdadeiros profetas dos falsos. Falsos profetas geralmente diziam às pessoas o que elas queriam ouvir (veja, por exemplo, </w:t>
       </w:r>
-      <w:hyperlink r:id="rId13">
-        <w:r>
-          <w:rPr>
-            <w:lang w:val="pt_PT" w:bidi="pt_PT"/>
-          </w:rPr>
-          <w:rPr>
-            <w:color w:val="0000EE"/>
-            <w:u w:val="single"/>
-          </w:rPr>
-          <w:t>1 Reis 22.10–14</w:t>
-        </w:r>
-      </w:hyperlink>
-      <w:r>
-        <w:rPr>
-          <w:lang w:val="pt_PT" w:bidi="pt_PT"/>
-        </w:rPr>
-        <w:t xml:space="preserve">; </w:t>
-      </w:r>
-      <w:hyperlink r:id="rId14">
-        <w:r>
-          <w:rPr>
-            <w:lang w:val="pt_PT" w:bidi="pt_PT"/>
-          </w:rPr>
-          <w:rPr>
-            <w:color w:val="0000EE"/>
-            <w:u w:val="single"/>
-          </w:rPr>
-          <w:t>Jeremias 28.1–4</w:t>
-        </w:r>
-      </w:hyperlink>
+      <w:r>
+        <w:rPr>
+          <w:lang w:val="pt_PT" w:bidi="pt_PT"/>
+        </w:rPr>
+        <w:t>1 Reis 22.10–14</w:t>
+      </w:r>
+      <w:r>
+        <w:rPr>
+          <w:lang w:val="pt_PT" w:bidi="pt_PT"/>
+        </w:rPr>
+        <w:t xml:space="preserve">; </w:t>
+      </w:r>
+      <w:r>
+        <w:rPr>
+          <w:lang w:val="pt_PT" w:bidi="pt_PT"/>
+        </w:rPr>
+        <w:t>Jeremias 28.1–4</w:t>
+      </w:r>
       <w:r>
         <w:rPr>
           <w:lang w:val="pt_PT" w:bidi="pt_PT"/>
@@ -283,18 +271,12 @@
         </w:rPr>
         <w:t xml:space="preserve">Devido a essa dificuldade e ao misericordioso atraso do Senhor em julgar seu povo rebelde, muitos duvidaram que a mensagem de Deus através de seus verdadeiros profetas se realizaria (veja </w:t>
       </w:r>
-      <w:hyperlink r:id="rId15">
-        <w:r>
-          <w:rPr>
-            <w:lang w:val="pt_PT" w:bidi="pt_PT"/>
-          </w:rPr>
-          <w:rPr>
-            <w:color w:val="0000EE"/>
-            <w:u w:val="single"/>
-          </w:rPr>
-          <w:t>Isaías 5.19</w:t>
-        </w:r>
-      </w:hyperlink>
+      <w:r>
+        <w:rPr>
+          <w:lang w:val="pt_PT" w:bidi="pt_PT"/>
+        </w:rPr>
+        <w:t>Isaías 5.19</w:t>
+      </w:r>
       <w:r>
         <w:rPr>
           <w:lang w:val="pt_PT" w:bidi="pt_PT"/>
@@ -315,36 +297,24 @@
         </w:rPr>
         <w:t>Ezequiel profetizou que no próximo julgamento sobre Jerusalém, Deus removeria os falsos profetas. Isso ajudaria as pessoas a identificar os verdadeiros profetas (</w:t>
       </w:r>
-      <w:hyperlink r:id="rId16">
-        <w:r>
-          <w:rPr>
-            <w:lang w:val="pt_PT" w:bidi="pt_PT"/>
-          </w:rPr>
-          <w:rPr>
-            <w:color w:val="0000EE"/>
-            <w:u w:val="single"/>
-          </w:rPr>
-          <w:t>Ezequiel 13.8–9</w:t>
-        </w:r>
-      </w:hyperlink>
+      <w:r>
+        <w:rPr>
+          <w:lang w:val="pt_PT" w:bidi="pt_PT"/>
+        </w:rPr>
+        <w:t>Ezequiel 13.8–9</w:t>
+      </w:r>
       <w:r>
         <w:rPr>
           <w:lang w:val="pt_PT" w:bidi="pt_PT"/>
         </w:rPr>
         <w:t>). O julgamento de Deus aconteceria sem demora — o Senhor logo cumpriria suas palavras (</w:t>
       </w:r>
-      <w:hyperlink r:id="rId17">
-        <w:r>
-          <w:rPr>
-            <w:lang w:val="pt_PT" w:bidi="pt_PT"/>
-          </w:rPr>
-          <w:rPr>
-            <w:color w:val="0000EE"/>
-            <w:u w:val="single"/>
-          </w:rPr>
-          <w:t>13.11</w:t>
-        </w:r>
-      </w:hyperlink>
+      <w:r>
+        <w:rPr>
+          <w:lang w:val="pt_PT" w:bidi="pt_PT"/>
+        </w:rPr>
+        <w:t>13.11</w:t>
+      </w:r>
       <w:r>
         <w:rPr>
           <w:lang w:val="pt_PT" w:bidi="pt_PT"/>
@@ -365,72 +335,48 @@
         </w:rPr>
         <w:t>Jesus alertou que falsos profetas apareceriam no futuro (</w:t>
       </w:r>
-      <w:hyperlink r:id="rId18">
-        <w:r>
-          <w:rPr>
-            <w:lang w:val="pt_PT" w:bidi="pt_PT"/>
-          </w:rPr>
-          <w:rPr>
-            <w:color w:val="0000EE"/>
-            <w:u w:val="single"/>
-          </w:rPr>
-          <w:t>Mateus 24.11–28</w:t>
-        </w:r>
-      </w:hyperlink>
+      <w:r>
+        <w:rPr>
+          <w:lang w:val="pt_PT" w:bidi="pt_PT"/>
+        </w:rPr>
+        <w:t>Mateus 24.11–28</w:t>
+      </w:r>
       <w:r>
         <w:rPr>
           <w:lang w:val="pt_PT" w:bidi="pt_PT"/>
         </w:rPr>
         <w:t xml:space="preserve">). Seus primeiros seguidores encontraram muitos falsos profetas (veja, por exemplo, </w:t>
       </w:r>
-      <w:hyperlink r:id="rId19">
-        <w:r>
-          <w:rPr>
-            <w:lang w:val="pt_PT" w:bidi="pt_PT"/>
-          </w:rPr>
-          <w:rPr>
-            <w:color w:val="0000EE"/>
-            <w:u w:val="single"/>
-          </w:rPr>
-          <w:t>Atos 13.6–12</w:t>
-        </w:r>
-      </w:hyperlink>
-      <w:r>
-        <w:rPr>
-          <w:lang w:val="pt_PT" w:bidi="pt_PT"/>
-        </w:rPr>
-        <w:t xml:space="preserve">; </w:t>
-      </w:r>
-      <w:hyperlink r:id="rId20">
-        <w:r>
-          <w:rPr>
-            <w:lang w:val="pt_PT" w:bidi="pt_PT"/>
-          </w:rPr>
-          <w:rPr>
-            <w:color w:val="0000EE"/>
-            <w:u w:val="single"/>
-          </w:rPr>
-          <w:t>2 Pedro 2.1–3</w:t>
-        </w:r>
-      </w:hyperlink>
+      <w:r>
+        <w:rPr>
+          <w:lang w:val="pt_PT" w:bidi="pt_PT"/>
+        </w:rPr>
+        <w:t>Atos 13.6–12</w:t>
+      </w:r>
+      <w:r>
+        <w:rPr>
+          <w:lang w:val="pt_PT" w:bidi="pt_PT"/>
+        </w:rPr>
+        <w:t xml:space="preserve">; </w:t>
+      </w:r>
+      <w:r>
+        <w:rPr>
+          <w:lang w:val="pt_PT" w:bidi="pt_PT"/>
+        </w:rPr>
+        <w:t>2 Pedro 2.1–3</w:t>
+      </w:r>
       <w:r>
         <w:rPr>
           <w:lang w:val="pt_PT" w:bidi="pt_PT"/>
         </w:rPr>
         <w:t>). Os cristãos muitas vezes podem identificar falsos profetas por seus ensinamentos incorretos sobre Cristo. Esses ensinamentos mostram que o Espírito de Deus não os guia (</w:t>
       </w:r>
-      <w:hyperlink r:id="rId21">
-        <w:r>
-          <w:rPr>
-            <w:lang w:val="pt_PT" w:bidi="pt_PT"/>
-          </w:rPr>
-          <w:rPr>
-            <w:color w:val="0000EE"/>
-            <w:u w:val="single"/>
-          </w:rPr>
-          <w:t>1 João 4.1–3</w:t>
-        </w:r>
-      </w:hyperlink>
+      <w:r>
+        <w:rPr>
+          <w:lang w:val="pt_PT" w:bidi="pt_PT"/>
+        </w:rPr>
+        <w:t>1 João 4.1–3</w:t>
+      </w:r>
       <w:r>
         <w:rPr>
           <w:lang w:val="pt_PT" w:bidi="pt_PT"/>
@@ -460,270 +406,180 @@
           <w:lang w:val="pt_PT" w:bidi="pt_PT"/>
         </w:rPr>
       </w:r>
-      <w:hyperlink r:id="rId22">
-        <w:r>
-          <w:rPr>
-            <w:lang w:val="pt_PT" w:bidi="pt_PT"/>
-          </w:rPr>
-          <w:rPr>
-            <w:color w:val="0000EE"/>
-            <w:u w:val="single"/>
-          </w:rPr>
-          <w:t>Deuteronômio 13.1–5</w:t>
-        </w:r>
-      </w:hyperlink>
-      <w:r>
-        <w:rPr>
-          <w:lang w:val="pt_PT" w:bidi="pt_PT"/>
-        </w:rPr>
-        <w:t xml:space="preserve">; </w:t>
-      </w:r>
-      <w:hyperlink r:id="rId23">
-        <w:r>
-          <w:rPr>
-            <w:lang w:val="pt_PT" w:bidi="pt_PT"/>
-          </w:rPr>
-          <w:rPr>
-            <w:color w:val="0000EE"/>
-            <w:u w:val="single"/>
-          </w:rPr>
-          <w:t>18.22</w:t>
-        </w:r>
-      </w:hyperlink>
-      <w:r>
-        <w:rPr>
-          <w:lang w:val="pt_PT" w:bidi="pt_PT"/>
-        </w:rPr>
-        <w:t xml:space="preserve">; </w:t>
-      </w:r>
-      <w:hyperlink r:id="rId24">
-        <w:r>
-          <w:rPr>
-            <w:lang w:val="pt_PT" w:bidi="pt_PT"/>
-          </w:rPr>
-          <w:rPr>
-            <w:color w:val="0000EE"/>
-            <w:u w:val="single"/>
-          </w:rPr>
-          <w:t>1 Reis 22.8–28</w:t>
-        </w:r>
-      </w:hyperlink>
-      <w:r>
-        <w:rPr>
-          <w:lang w:val="pt_PT" w:bidi="pt_PT"/>
-        </w:rPr>
-        <w:t xml:space="preserve">; </w:t>
-      </w:r>
-      <w:hyperlink r:id="rId25">
-        <w:r>
-          <w:rPr>
-            <w:lang w:val="pt_PT" w:bidi="pt_PT"/>
-          </w:rPr>
-          <w:rPr>
-            <w:color w:val="0000EE"/>
-            <w:u w:val="single"/>
-          </w:rPr>
-          <w:t>Jeremias 6.13–15</w:t>
-        </w:r>
-      </w:hyperlink>
-      <w:r>
-        <w:rPr>
-          <w:lang w:val="pt_PT" w:bidi="pt_PT"/>
-        </w:rPr>
-        <w:t xml:space="preserve">; </w:t>
-      </w:r>
-      <w:hyperlink r:id="rId26">
-        <w:r>
-          <w:rPr>
-            <w:lang w:val="pt_PT" w:bidi="pt_PT"/>
-          </w:rPr>
-          <w:rPr>
-            <w:color w:val="0000EE"/>
-            <w:u w:val="single"/>
-          </w:rPr>
-          <w:t>14.13–16</w:t>
-        </w:r>
-      </w:hyperlink>
-      <w:r>
-        <w:rPr>
-          <w:lang w:val="pt_PT" w:bidi="pt_PT"/>
-        </w:rPr>
-        <w:t xml:space="preserve">; </w:t>
-      </w:r>
-      <w:hyperlink r:id="rId27">
-        <w:r>
-          <w:rPr>
-            <w:lang w:val="pt_PT" w:bidi="pt_PT"/>
-          </w:rPr>
-          <w:rPr>
-            <w:color w:val="0000EE"/>
-            <w:u w:val="single"/>
-          </w:rPr>
-          <w:t>20.1–6</w:t>
-        </w:r>
-      </w:hyperlink>
-      <w:r>
-        <w:rPr>
-          <w:lang w:val="pt_PT" w:bidi="pt_PT"/>
-        </w:rPr>
-        <w:t xml:space="preserve">; </w:t>
-      </w:r>
-      <w:hyperlink r:id="rId28">
-        <w:r>
-          <w:rPr>
-            <w:lang w:val="pt_PT" w:bidi="pt_PT"/>
-          </w:rPr>
-          <w:rPr>
-            <w:color w:val="0000EE"/>
-            <w:u w:val="single"/>
-          </w:rPr>
-          <w:t>28.1–17</w:t>
-        </w:r>
-      </w:hyperlink>
-      <w:r>
-        <w:rPr>
-          <w:lang w:val="pt_PT" w:bidi="pt_PT"/>
-        </w:rPr>
-        <w:t xml:space="preserve">; </w:t>
-      </w:r>
-      <w:hyperlink r:id="rId29">
-        <w:r>
-          <w:rPr>
-            <w:lang w:val="pt_PT" w:bidi="pt_PT"/>
-          </w:rPr>
-          <w:rPr>
-            <w:color w:val="0000EE"/>
-            <w:u w:val="single"/>
-          </w:rPr>
-          <w:t>29.21–32</w:t>
-        </w:r>
-      </w:hyperlink>
-      <w:r>
-        <w:rPr>
-          <w:lang w:val="pt_PT" w:bidi="pt_PT"/>
-        </w:rPr>
-        <w:t xml:space="preserve">; </w:t>
-      </w:r>
-      <w:hyperlink r:id="rId30">
-        <w:r>
-          <w:rPr>
-            <w:lang w:val="pt_PT" w:bidi="pt_PT"/>
-          </w:rPr>
-          <w:rPr>
-            <w:color w:val="0000EE"/>
-            <w:u w:val="single"/>
-          </w:rPr>
-          <w:t>50.6</w:t>
-        </w:r>
-      </w:hyperlink>
-      <w:r>
-        <w:rPr>
-          <w:lang w:val="pt_PT" w:bidi="pt_PT"/>
-        </w:rPr>
-        <w:t xml:space="preserve">; </w:t>
-      </w:r>
-      <w:hyperlink r:id="rId31">
-        <w:r>
-          <w:rPr>
-            <w:lang w:val="pt_PT" w:bidi="pt_PT"/>
-          </w:rPr>
-          <w:rPr>
-            <w:color w:val="0000EE"/>
-            <w:u w:val="single"/>
-          </w:rPr>
-          <w:t>Ezequiel 13.1–23</w:t>
-        </w:r>
-      </w:hyperlink>
-      <w:r>
-        <w:rPr>
-          <w:lang w:val="pt_PT" w:bidi="pt_PT"/>
-        </w:rPr>
-        <w:t xml:space="preserve">; </w:t>
-      </w:r>
-      <w:hyperlink r:id="rId32">
-        <w:r>
-          <w:rPr>
-            <w:lang w:val="pt_PT" w:bidi="pt_PT"/>
-          </w:rPr>
-          <w:rPr>
-            <w:color w:val="0000EE"/>
-            <w:u w:val="single"/>
-          </w:rPr>
-          <w:t>22.28</w:t>
-        </w:r>
-      </w:hyperlink>
-      <w:r>
-        <w:rPr>
-          <w:lang w:val="pt_PT" w:bidi="pt_PT"/>
-        </w:rPr>
-        <w:t xml:space="preserve">; </w:t>
-      </w:r>
-      <w:hyperlink r:id="rId33">
-        <w:r>
-          <w:rPr>
-            <w:lang w:val="pt_PT" w:bidi="pt_PT"/>
-          </w:rPr>
-          <w:rPr>
-            <w:color w:val="0000EE"/>
-            <w:u w:val="single"/>
-          </w:rPr>
-          <w:t>Miquéias 3.5</w:t>
-        </w:r>
-      </w:hyperlink>
-      <w:r>
-        <w:rPr>
-          <w:lang w:val="pt_PT" w:bidi="pt_PT"/>
-        </w:rPr>
-        <w:t xml:space="preserve">; </w:t>
-      </w:r>
-      <w:hyperlink r:id="rId34">
-        <w:r>
-          <w:rPr>
-            <w:lang w:val="pt_PT" w:bidi="pt_PT"/>
-          </w:rPr>
-          <w:rPr>
-            <w:color w:val="0000EE"/>
-            <w:u w:val="single"/>
-          </w:rPr>
-          <w:t>2 Coríntios 11.13–15</w:t>
-        </w:r>
-      </w:hyperlink>
-      <w:r>
-        <w:rPr>
-          <w:lang w:val="pt_PT" w:bidi="pt_PT"/>
-        </w:rPr>
-        <w:t xml:space="preserve">; </w:t>
-      </w:r>
-      <w:hyperlink r:id="rId35">
-        <w:r>
-          <w:rPr>
-            <w:lang w:val="pt_PT" w:bidi="pt_PT"/>
-          </w:rPr>
-          <w:rPr>
-            <w:color w:val="0000EE"/>
-            <w:u w:val="single"/>
-          </w:rPr>
-          <w:t>2 Timóteo 4.3–4</w:t>
-        </w:r>
-      </w:hyperlink>
-      <w:r>
-        <w:rPr>
-          <w:lang w:val="pt_PT" w:bidi="pt_PT"/>
-        </w:rPr>
-        <w:t xml:space="preserve">; </w:t>
-      </w:r>
-      <w:hyperlink r:id="rId20">
-        <w:r>
-          <w:rPr>
-            <w:lang w:val="pt_PT" w:bidi="pt_PT"/>
-          </w:rPr>
-          <w:rPr>
-            <w:color w:val="0000EE"/>
-            <w:u w:val="single"/>
-          </w:rPr>
-          <w:t>2 Pedro 2.1–3</w:t>
-        </w:r>
-      </w:hyperlink>
+      <w:r>
+        <w:rPr>
+          <w:lang w:val="pt_PT" w:bidi="pt_PT"/>
+        </w:rPr>
+        <w:t>Deuteronômio 13.1–5</w:t>
+      </w:r>
+      <w:r>
+        <w:rPr>
+          <w:lang w:val="pt_PT" w:bidi="pt_PT"/>
+        </w:rPr>
+        <w:t xml:space="preserve">; </w:t>
+      </w:r>
+      <w:r>
+        <w:rPr>
+          <w:lang w:val="pt_PT" w:bidi="pt_PT"/>
+        </w:rPr>
+        <w:t>18.22</w:t>
+      </w:r>
+      <w:r>
+        <w:rPr>
+          <w:lang w:val="pt_PT" w:bidi="pt_PT"/>
+        </w:rPr>
+        <w:t xml:space="preserve">; </w:t>
+      </w:r>
+      <w:r>
+        <w:rPr>
+          <w:lang w:val="pt_PT" w:bidi="pt_PT"/>
+        </w:rPr>
+        <w:t>1 Reis 22.8–28</w:t>
+      </w:r>
+      <w:r>
+        <w:rPr>
+          <w:lang w:val="pt_PT" w:bidi="pt_PT"/>
+        </w:rPr>
+        <w:t xml:space="preserve">; </w:t>
+      </w:r>
+      <w:r>
+        <w:rPr>
+          <w:lang w:val="pt_PT" w:bidi="pt_PT"/>
+        </w:rPr>
+        <w:t>Jeremias 6.13–15</w:t>
+      </w:r>
+      <w:r>
+        <w:rPr>
+          <w:lang w:val="pt_PT" w:bidi="pt_PT"/>
+        </w:rPr>
+        <w:t xml:space="preserve">; </w:t>
+      </w:r>
+      <w:r>
+        <w:rPr>
+          <w:lang w:val="pt_PT" w:bidi="pt_PT"/>
+        </w:rPr>
+        <w:t>14.13–16</w:t>
+      </w:r>
+      <w:r>
+        <w:rPr>
+          <w:lang w:val="pt_PT" w:bidi="pt_PT"/>
+        </w:rPr>
+        <w:t xml:space="preserve">; </w:t>
+      </w:r>
+      <w:r>
+        <w:rPr>
+          <w:lang w:val="pt_PT" w:bidi="pt_PT"/>
+        </w:rPr>
+        <w:t>20.1–6</w:t>
+      </w:r>
+      <w:r>
+        <w:rPr>
+          <w:lang w:val="pt_PT" w:bidi="pt_PT"/>
+        </w:rPr>
+        <w:t xml:space="preserve">; </w:t>
+      </w:r>
+      <w:r>
+        <w:rPr>
+          <w:lang w:val="pt_PT" w:bidi="pt_PT"/>
+        </w:rPr>
+        <w:t>28.1–17</w:t>
+      </w:r>
+      <w:r>
+        <w:rPr>
+          <w:lang w:val="pt_PT" w:bidi="pt_PT"/>
+        </w:rPr>
+        <w:t xml:space="preserve">; </w:t>
+      </w:r>
+      <w:r>
+        <w:rPr>
+          <w:lang w:val="pt_PT" w:bidi="pt_PT"/>
+        </w:rPr>
+        <w:t>29.21–32</w:t>
+      </w:r>
+      <w:r>
+        <w:rPr>
+          <w:lang w:val="pt_PT" w:bidi="pt_PT"/>
+        </w:rPr>
+        <w:t xml:space="preserve">; </w:t>
+      </w:r>
+      <w:r>
+        <w:rPr>
+          <w:lang w:val="pt_PT" w:bidi="pt_PT"/>
+        </w:rPr>
+        <w:t>50.6</w:t>
+      </w:r>
+      <w:r>
+        <w:rPr>
+          <w:lang w:val="pt_PT" w:bidi="pt_PT"/>
+        </w:rPr>
+        <w:t xml:space="preserve">; </w:t>
+      </w:r>
+      <w:r>
+        <w:rPr>
+          <w:lang w:val="pt_PT" w:bidi="pt_PT"/>
+        </w:rPr>
+        <w:t>Ezequiel 13.1–23</w:t>
+      </w:r>
+      <w:r>
+        <w:rPr>
+          <w:lang w:val="pt_PT" w:bidi="pt_PT"/>
+        </w:rPr>
+        <w:t xml:space="preserve">; </w:t>
+      </w:r>
+      <w:r>
+        <w:rPr>
+          <w:lang w:val="pt_PT" w:bidi="pt_PT"/>
+        </w:rPr>
+        <w:t>22.28</w:t>
+      </w:r>
+      <w:r>
+        <w:rPr>
+          <w:lang w:val="pt_PT" w:bidi="pt_PT"/>
+        </w:rPr>
+        <w:t xml:space="preserve">; </w:t>
+      </w:r>
+      <w:r>
+        <w:rPr>
+          <w:lang w:val="pt_PT" w:bidi="pt_PT"/>
+        </w:rPr>
+        <w:t>Miquéias 3.5</w:t>
+      </w:r>
+      <w:r>
+        <w:rPr>
+          <w:lang w:val="pt_PT" w:bidi="pt_PT"/>
+        </w:rPr>
+        <w:t xml:space="preserve">; </w:t>
+      </w:r>
+      <w:r>
+        <w:rPr>
+          <w:lang w:val="pt_PT" w:bidi="pt_PT"/>
+        </w:rPr>
+        <w:t>2 Coríntios 11.13–15</w:t>
+      </w:r>
+      <w:r>
+        <w:rPr>
+          <w:lang w:val="pt_PT" w:bidi="pt_PT"/>
+        </w:rPr>
+        <w:t xml:space="preserve">; </w:t>
+      </w:r>
+      <w:r>
+        <w:rPr>
+          <w:lang w:val="pt_PT" w:bidi="pt_PT"/>
+        </w:rPr>
+        <w:t>2 Timóteo 4.3–4</w:t>
+      </w:r>
+      <w:r>
+        <w:rPr>
+          <w:lang w:val="pt_PT" w:bidi="pt_PT"/>
+        </w:rPr>
+        <w:t xml:space="preserve">; </w:t>
+      </w:r>
+      <w:r>
+        <w:rPr>
+          <w:lang w:val="pt_PT" w:bidi="pt_PT"/>
+        </w:rPr>
+        <w:t>2 Pedro 2.1–3</w:t>
+      </w:r>
       <w:r>
         <w:rPr>
           <w:lang w:val="pt_PT" w:bidi="pt_PT"/>
@@ -786,36 +642,24 @@
         </w:rPr>
         <w:t xml:space="preserve">Embora essa identidade unificada possa enfraquecer com a distância da família imediata de uma pessoa, esse conceito de família estava presente em toda a sociedade israelita. Um parente era frequentemente chamado de irmão, o que mostrava o quão próximos eles se sentiam uns dos outros. Estendendo esse modelo familiar, o termo frequentemente traduzido como "irmão" também poderia significar um companheiro israelita (veja </w:t>
       </w:r>
-      <w:hyperlink r:id="rId36">
-        <w:r>
-          <w:rPr>
-            <w:lang w:val="pt_PT" w:bidi="pt_PT"/>
-          </w:rPr>
-          <w:rPr>
-            <w:color w:val="0000EE"/>
-            <w:u w:val="single"/>
-          </w:rPr>
-          <w:t>Deuteronômio 1.16</w:t>
-        </w:r>
-      </w:hyperlink>
+      <w:r>
+        <w:rPr>
+          <w:lang w:val="pt_PT" w:bidi="pt_PT"/>
+        </w:rPr>
+        <w:t>Deuteronômio 1.16</w:t>
+      </w:r>
       <w:r>
         <w:rPr>
           <w:lang w:val="pt_PT" w:bidi="pt_PT"/>
         </w:rPr>
         <w:t xml:space="preserve">, "um homem e seu irmão"; </w:t>
       </w:r>
-      <w:hyperlink r:id="rId37">
-        <w:r>
-          <w:rPr>
-            <w:lang w:val="pt_PT" w:bidi="pt_PT"/>
-          </w:rPr>
-          <w:rPr>
-            <w:color w:val="0000EE"/>
-            <w:u w:val="single"/>
-          </w:rPr>
-          <w:t>Deuteronômio 3.18</w:t>
-        </w:r>
-      </w:hyperlink>
+      <w:r>
+        <w:rPr>
+          <w:lang w:val="pt_PT" w:bidi="pt_PT"/>
+        </w:rPr>
+        <w:t>Deuteronômio 3.18</w:t>
+      </w:r>
       <w:r>
         <w:rPr>
           <w:lang w:val="pt_PT" w:bidi="pt_PT"/>
@@ -836,18 +680,12 @@
         </w:rPr>
         <w:t xml:space="preserve">No antigo Israel, a comunidade era como uma grande família. Assim, a integridade do lar era importante. Crimes como incesto (relações sexuais entre membros próximos da família) e adultério (quando uma pessoa casada tem uma relação sexual com alguém que não é seu cônjuge) tinham punições severas porque prejudicavam as relações familiares. O incesto danificava a confiança entre os membros da família, destruía o ambiente seguro que um lar deveria proporcionar e quebrava os laços especiais que os membros da família deveriam compartilhar. O adultério prejudicava as famílias ao fazer com que as pessoas dessem lealdade a alguém que não fosse seu cônjuge. Essas ameaças à unidade familiar enfraqueciam o clã e a tribo, e, finalmente, a unidade da nação (veja </w:t>
       </w:r>
-      <w:hyperlink r:id="rId38">
-        <w:r>
-          <w:rPr>
-            <w:lang w:val="pt_PT" w:bidi="pt_PT"/>
-          </w:rPr>
-          <w:rPr>
-            <w:color w:val="0000EE"/>
-            <w:u w:val="single"/>
-          </w:rPr>
-          <w:t>Levítico 18.6–23</w:t>
-        </w:r>
-      </w:hyperlink>
+      <w:r>
+        <w:rPr>
+          <w:lang w:val="pt_PT" w:bidi="pt_PT"/>
+        </w:rPr>
+        <w:t>Levítico 18.6–23</w:t>
+      </w:r>
       <w:r>
         <w:rPr>
           <w:lang w:val="pt_PT" w:bidi="pt_PT"/>
@@ -868,144 +706,96 @@
         </w:rPr>
         <w:t xml:space="preserve">Pecados sexuais, mesmo aqueles aos quais ambas as pessoas concordam, não estão isentos de vítimas. Eles podem eventualmente prejudicar a comunidade. As leis do Antigo Testamento enfatizam esses crimes, e o Novo Testamento também adverte contra a imoralidade sexual (veja especialmente </w:t>
       </w:r>
-      <w:hyperlink r:id="rId39">
-        <w:r>
-          <w:rPr>
-            <w:lang w:val="pt_PT" w:bidi="pt_PT"/>
-          </w:rPr>
-          <w:rPr>
-            <w:color w:val="0000EE"/>
-            <w:u w:val="single"/>
-          </w:rPr>
-          <w:t>1 Coríntios 5.1–2</w:t>
-        </w:r>
-      </w:hyperlink>
-      <w:r>
-        <w:rPr>
-          <w:lang w:val="pt_PT" w:bidi="pt_PT"/>
-        </w:rPr>
-        <w:t xml:space="preserve">; </w:t>
-      </w:r>
-      <w:hyperlink r:id="rId40">
-        <w:r>
-          <w:rPr>
-            <w:lang w:val="pt_PT" w:bidi="pt_PT"/>
-          </w:rPr>
-          <w:rPr>
-            <w:color w:val="0000EE"/>
-            <w:u w:val="single"/>
-          </w:rPr>
-          <w:t>6.13–20</w:t>
-        </w:r>
-      </w:hyperlink>
-      <w:r>
-        <w:rPr>
-          <w:lang w:val="pt_PT" w:bidi="pt_PT"/>
-        </w:rPr>
-        <w:t xml:space="preserve">; </w:t>
-      </w:r>
-      <w:hyperlink r:id="rId41">
-        <w:r>
-          <w:rPr>
-            <w:lang w:val="pt_PT" w:bidi="pt_PT"/>
-          </w:rPr>
-          <w:rPr>
-            <w:color w:val="0000EE"/>
-            <w:u w:val="single"/>
-          </w:rPr>
-          <w:t>7.2</w:t>
-        </w:r>
-      </w:hyperlink>
-      <w:r>
-        <w:rPr>
-          <w:lang w:val="pt_PT" w:bidi="pt_PT"/>
-        </w:rPr>
-        <w:t xml:space="preserve">; </w:t>
-      </w:r>
-      <w:hyperlink r:id="rId42">
-        <w:r>
-          <w:rPr>
-            <w:lang w:val="pt_PT" w:bidi="pt_PT"/>
-          </w:rPr>
-          <w:rPr>
-            <w:color w:val="0000EE"/>
-            <w:u w:val="single"/>
-          </w:rPr>
-          <w:t>Gálatas 5.19–21</w:t>
-        </w:r>
-      </w:hyperlink>
-      <w:r>
-        <w:rPr>
-          <w:lang w:val="pt_PT" w:bidi="pt_PT"/>
-        </w:rPr>
-        <w:t xml:space="preserve">; </w:t>
-      </w:r>
-      <w:hyperlink r:id="rId43">
-        <w:r>
-          <w:rPr>
-            <w:lang w:val="pt_PT" w:bidi="pt_PT"/>
-          </w:rPr>
-          <w:rPr>
-            <w:color w:val="0000EE"/>
-            <w:u w:val="single"/>
-          </w:rPr>
-          <w:t>Efésios 5.3</w:t>
-        </w:r>
-      </w:hyperlink>
-      <w:r>
-        <w:rPr>
-          <w:lang w:val="pt_PT" w:bidi="pt_PT"/>
-        </w:rPr>
-        <w:t xml:space="preserve">; </w:t>
-      </w:r>
-      <w:hyperlink r:id="rId44">
-        <w:r>
-          <w:rPr>
-            <w:lang w:val="pt_PT" w:bidi="pt_PT"/>
-          </w:rPr>
-          <w:rPr>
-            <w:color w:val="0000EE"/>
-            <w:u w:val="single"/>
-          </w:rPr>
-          <w:t>Judas 1.7</w:t>
-        </w:r>
-      </w:hyperlink>
-      <w:r>
-        <w:rPr>
-          <w:lang w:val="pt_PT" w:bidi="pt_PT"/>
-        </w:rPr>
-        <w:t xml:space="preserve">; </w:t>
-      </w:r>
-      <w:hyperlink r:id="rId45">
-        <w:r>
-          <w:rPr>
-            <w:lang w:val="pt_PT" w:bidi="pt_PT"/>
-          </w:rPr>
-          <w:rPr>
-            <w:color w:val="0000EE"/>
-            <w:u w:val="single"/>
-          </w:rPr>
-          <w:t>Apocalipse 2.14–16</w:t>
-        </w:r>
-      </w:hyperlink>
+      <w:r>
+        <w:rPr>
+          <w:lang w:val="pt_PT" w:bidi="pt_PT"/>
+        </w:rPr>
+        <w:t>1 Coríntios 5.1–2</w:t>
+      </w:r>
+      <w:r>
+        <w:rPr>
+          <w:lang w:val="pt_PT" w:bidi="pt_PT"/>
+        </w:rPr>
+        <w:t xml:space="preserve">; </w:t>
+      </w:r>
+      <w:r>
+        <w:rPr>
+          <w:lang w:val="pt_PT" w:bidi="pt_PT"/>
+        </w:rPr>
+        <w:t>6.13–20</w:t>
+      </w:r>
+      <w:r>
+        <w:rPr>
+          <w:lang w:val="pt_PT" w:bidi="pt_PT"/>
+        </w:rPr>
+        <w:t xml:space="preserve">; </w:t>
+      </w:r>
+      <w:r>
+        <w:rPr>
+          <w:lang w:val="pt_PT" w:bidi="pt_PT"/>
+        </w:rPr>
+        <w:t>7.2</w:t>
+      </w:r>
+      <w:r>
+        <w:rPr>
+          <w:lang w:val="pt_PT" w:bidi="pt_PT"/>
+        </w:rPr>
+        <w:t xml:space="preserve">; </w:t>
+      </w:r>
+      <w:r>
+        <w:rPr>
+          <w:lang w:val="pt_PT" w:bidi="pt_PT"/>
+        </w:rPr>
+        <w:t>Gálatas 5.19–21</w:t>
+      </w:r>
+      <w:r>
+        <w:rPr>
+          <w:lang w:val="pt_PT" w:bidi="pt_PT"/>
+        </w:rPr>
+        <w:t xml:space="preserve">; </w:t>
+      </w:r>
+      <w:r>
+        <w:rPr>
+          <w:lang w:val="pt_PT" w:bidi="pt_PT"/>
+        </w:rPr>
+        <w:t>Efésios 5.3</w:t>
+      </w:r>
+      <w:r>
+        <w:rPr>
+          <w:lang w:val="pt_PT" w:bidi="pt_PT"/>
+        </w:rPr>
+        <w:t xml:space="preserve">; </w:t>
+      </w:r>
+      <w:r>
+        <w:rPr>
+          <w:lang w:val="pt_PT" w:bidi="pt_PT"/>
+        </w:rPr>
+        <w:t>Judas 1.7</w:t>
+      </w:r>
+      <w:r>
+        <w:rPr>
+          <w:lang w:val="pt_PT" w:bidi="pt_PT"/>
+        </w:rPr>
+        <w:t xml:space="preserve">; </w:t>
+      </w:r>
+      <w:r>
+        <w:rPr>
+          <w:lang w:val="pt_PT" w:bidi="pt_PT"/>
+        </w:rPr>
+        <w:t>Apocalipse 2.14–16</w:t>
+      </w:r>
       <w:r>
         <w:rPr>
           <w:lang w:val="pt_PT" w:bidi="pt_PT"/>
         </w:rPr>
         <w:t>,</w:t>
       </w:r>
-      <w:hyperlink r:id="rId46">
-        <w:r>
-          <w:rPr>
-            <w:lang w:val="pt_PT" w:bidi="pt_PT"/>
-          </w:rPr>
-          <w:rPr>
-            <w:color w:val="0000EE"/>
-            <w:u w:val="single"/>
-          </w:rPr>
-          <w:t>20</w:t>
-        </w:r>
-      </w:hyperlink>
+      <w:r>
+        <w:rPr>
+          <w:lang w:val="pt_PT" w:bidi="pt_PT"/>
+        </w:rPr>
+        <w:t>20</w:t>
+      </w:r>
       <w:r>
         <w:rPr>
           <w:lang w:val="pt_PT" w:bidi="pt_PT"/>
@@ -1035,270 +825,180 @@
           <w:lang w:val="pt_PT" w:bidi="pt_PT"/>
         </w:rPr>
       </w:r>
-      <w:hyperlink r:id="rId47">
-        <w:r>
-          <w:rPr>
-            <w:lang w:val="pt_PT" w:bidi="pt_PT"/>
-          </w:rPr>
-          <w:rPr>
-            <w:color w:val="0000EE"/>
-            <w:u w:val="single"/>
-          </w:rPr>
-          <w:t>Gênesis 19.30–38</w:t>
-        </w:r>
-      </w:hyperlink>
-      <w:r>
-        <w:rPr>
-          <w:lang w:val="pt_PT" w:bidi="pt_PT"/>
-        </w:rPr>
-        <w:t xml:space="preserve">; </w:t>
-      </w:r>
-      <w:hyperlink r:id="rId48">
-        <w:r>
-          <w:rPr>
-            <w:lang w:val="pt_PT" w:bidi="pt_PT"/>
-          </w:rPr>
-          <w:rPr>
-            <w:color w:val="0000EE"/>
-            <w:u w:val="single"/>
-          </w:rPr>
-          <w:t>49.3–4</w:t>
-        </w:r>
-      </w:hyperlink>
-      <w:r>
-        <w:rPr>
-          <w:lang w:val="pt_PT" w:bidi="pt_PT"/>
-        </w:rPr>
-        <w:t xml:space="preserve">; </w:t>
-      </w:r>
-      <w:hyperlink r:id="rId49">
-        <w:r>
-          <w:rPr>
-            <w:lang w:val="pt_PT" w:bidi="pt_PT"/>
-          </w:rPr>
-          <w:rPr>
-            <w:color w:val="0000EE"/>
-            <w:u w:val="single"/>
-          </w:rPr>
-          <w:t>Levítico 18.6–30</w:t>
-        </w:r>
-      </w:hyperlink>
-      <w:r>
-        <w:rPr>
-          <w:lang w:val="pt_PT" w:bidi="pt_PT"/>
-        </w:rPr>
-        <w:t xml:space="preserve">; </w:t>
-      </w:r>
-      <w:hyperlink r:id="rId50">
-        <w:r>
-          <w:rPr>
-            <w:lang w:val="pt_PT" w:bidi="pt_PT"/>
-          </w:rPr>
-          <w:rPr>
-            <w:color w:val="0000EE"/>
-            <w:u w:val="single"/>
-          </w:rPr>
-          <w:t>20.14</w:t>
-        </w:r>
-      </w:hyperlink>
+      <w:r>
+        <w:rPr>
+          <w:lang w:val="pt_PT" w:bidi="pt_PT"/>
+        </w:rPr>
+        <w:t>Gênesis 19.30–38</w:t>
+      </w:r>
+      <w:r>
+        <w:rPr>
+          <w:lang w:val="pt_PT" w:bidi="pt_PT"/>
+        </w:rPr>
+        <w:t xml:space="preserve">; </w:t>
+      </w:r>
+      <w:r>
+        <w:rPr>
+          <w:lang w:val="pt_PT" w:bidi="pt_PT"/>
+        </w:rPr>
+        <w:t>49.3–4</w:t>
+      </w:r>
+      <w:r>
+        <w:rPr>
+          <w:lang w:val="pt_PT" w:bidi="pt_PT"/>
+        </w:rPr>
+        <w:t xml:space="preserve">; </w:t>
+      </w:r>
+      <w:r>
+        <w:rPr>
+          <w:lang w:val="pt_PT" w:bidi="pt_PT"/>
+        </w:rPr>
+        <w:t>Levítico 18.6–30</w:t>
+      </w:r>
+      <w:r>
+        <w:rPr>
+          <w:lang w:val="pt_PT" w:bidi="pt_PT"/>
+        </w:rPr>
+        <w:t xml:space="preserve">; </w:t>
+      </w:r>
+      <w:r>
+        <w:rPr>
+          <w:lang w:val="pt_PT" w:bidi="pt_PT"/>
+        </w:rPr>
+        <w:t>20.14</w:t>
+      </w:r>
       <w:r>
         <w:rPr>
           <w:lang w:val="pt_PT" w:bidi="pt_PT"/>
         </w:rPr>
         <w:t xml:space="preserve">, </w:t>
       </w:r>
-      <w:hyperlink r:id="rId51">
-        <w:r>
-          <w:rPr>
-            <w:lang w:val="pt_PT" w:bidi="pt_PT"/>
-          </w:rPr>
-          <w:rPr>
-            <w:color w:val="0000EE"/>
-            <w:u w:val="single"/>
-          </w:rPr>
-          <w:t>21</w:t>
-        </w:r>
-      </w:hyperlink>
-      <w:r>
-        <w:rPr>
-          <w:lang w:val="pt_PT" w:bidi="pt_PT"/>
-        </w:rPr>
-        <w:t xml:space="preserve">; </w:t>
-      </w:r>
-      <w:hyperlink r:id="rId52">
-        <w:r>
-          <w:rPr>
-            <w:lang w:val="pt_PT" w:bidi="pt_PT"/>
-          </w:rPr>
-          <w:rPr>
-            <w:color w:val="0000EE"/>
-            <w:u w:val="single"/>
-          </w:rPr>
-          <w:t>2 Samuel 13.1–39</w:t>
-        </w:r>
-      </w:hyperlink>
-      <w:r>
-        <w:rPr>
-          <w:lang w:val="pt_PT" w:bidi="pt_PT"/>
-        </w:rPr>
-        <w:t xml:space="preserve">; </w:t>
-      </w:r>
-      <w:hyperlink r:id="rId53">
-        <w:r>
-          <w:rPr>
-            <w:lang w:val="pt_PT" w:bidi="pt_PT"/>
-          </w:rPr>
-          <w:rPr>
-            <w:color w:val="0000EE"/>
-            <w:u w:val="single"/>
-          </w:rPr>
-          <w:t>Mateus 14.3–5</w:t>
-        </w:r>
-      </w:hyperlink>
-      <w:r>
-        <w:rPr>
-          <w:lang w:val="pt_PT" w:bidi="pt_PT"/>
-        </w:rPr>
-        <w:t xml:space="preserve">; </w:t>
-      </w:r>
-      <w:hyperlink r:id="rId39">
-        <w:r>
-          <w:rPr>
-            <w:lang w:val="pt_PT" w:bidi="pt_PT"/>
-          </w:rPr>
-          <w:rPr>
-            <w:color w:val="0000EE"/>
-            <w:u w:val="single"/>
-          </w:rPr>
-          <w:t>1 Coríntios 5.1–2</w:t>
-        </w:r>
-      </w:hyperlink>
-      <w:r>
-        <w:rPr>
-          <w:lang w:val="pt_PT" w:bidi="pt_PT"/>
-        </w:rPr>
-        <w:t xml:space="preserve">; </w:t>
-      </w:r>
-      <w:hyperlink r:id="rId40">
-        <w:r>
-          <w:rPr>
-            <w:lang w:val="pt_PT" w:bidi="pt_PT"/>
-          </w:rPr>
-          <w:rPr>
-            <w:color w:val="0000EE"/>
-            <w:u w:val="single"/>
-          </w:rPr>
-          <w:t>6.13–20</w:t>
-        </w:r>
-      </w:hyperlink>
-      <w:r>
-        <w:rPr>
-          <w:lang w:val="pt_PT" w:bidi="pt_PT"/>
-        </w:rPr>
-        <w:t xml:space="preserve">; </w:t>
-      </w:r>
-      <w:hyperlink r:id="rId41">
-        <w:r>
-          <w:rPr>
-            <w:lang w:val="pt_PT" w:bidi="pt_PT"/>
-          </w:rPr>
-          <w:rPr>
-            <w:color w:val="0000EE"/>
-            <w:u w:val="single"/>
-          </w:rPr>
-          <w:t>7.2</w:t>
-        </w:r>
-      </w:hyperlink>
-      <w:r>
-        <w:rPr>
-          <w:lang w:val="pt_PT" w:bidi="pt_PT"/>
-        </w:rPr>
-        <w:t xml:space="preserve">; </w:t>
-      </w:r>
-      <w:hyperlink r:id="rId42">
-        <w:r>
-          <w:rPr>
-            <w:lang w:val="pt_PT" w:bidi="pt_PT"/>
-          </w:rPr>
-          <w:rPr>
-            <w:color w:val="0000EE"/>
-            <w:u w:val="single"/>
-          </w:rPr>
-          <w:t>Gálatas 5.19–21</w:t>
-        </w:r>
-      </w:hyperlink>
-      <w:r>
-        <w:rPr>
-          <w:lang w:val="pt_PT" w:bidi="pt_PT"/>
-        </w:rPr>
-        <w:t xml:space="preserve">; </w:t>
-      </w:r>
-      <w:hyperlink r:id="rId43">
-        <w:r>
-          <w:rPr>
-            <w:lang w:val="pt_PT" w:bidi="pt_PT"/>
-          </w:rPr>
-          <w:rPr>
-            <w:color w:val="0000EE"/>
-            <w:u w:val="single"/>
-          </w:rPr>
-          <w:t>Efésios 5.3</w:t>
-        </w:r>
-      </w:hyperlink>
-      <w:r>
-        <w:rPr>
-          <w:lang w:val="pt_PT" w:bidi="pt_PT"/>
-        </w:rPr>
-        <w:t xml:space="preserve">; </w:t>
-      </w:r>
-      <w:hyperlink r:id="rId44">
-        <w:r>
-          <w:rPr>
-            <w:lang w:val="pt_PT" w:bidi="pt_PT"/>
-          </w:rPr>
-          <w:rPr>
-            <w:color w:val="0000EE"/>
-            <w:u w:val="single"/>
-          </w:rPr>
-          <w:t>Judas 1.7</w:t>
-        </w:r>
-      </w:hyperlink>
-      <w:r>
-        <w:rPr>
-          <w:lang w:val="pt_PT" w:bidi="pt_PT"/>
-        </w:rPr>
-        <w:t xml:space="preserve">; </w:t>
-      </w:r>
-      <w:hyperlink r:id="rId45">
-        <w:r>
-          <w:rPr>
-            <w:lang w:val="pt_PT" w:bidi="pt_PT"/>
-          </w:rPr>
-          <w:rPr>
-            <w:color w:val="0000EE"/>
-            <w:u w:val="single"/>
-          </w:rPr>
-          <w:t>Apocalipse 2.14–16</w:t>
-        </w:r>
-      </w:hyperlink>
+      <w:r>
+        <w:rPr>
+          <w:lang w:val="pt_PT" w:bidi="pt_PT"/>
+        </w:rPr>
+        <w:t>21</w:t>
+      </w:r>
+      <w:r>
+        <w:rPr>
+          <w:lang w:val="pt_PT" w:bidi="pt_PT"/>
+        </w:rPr>
+        <w:t xml:space="preserve">; </w:t>
+      </w:r>
+      <w:r>
+        <w:rPr>
+          <w:lang w:val="pt_PT" w:bidi="pt_PT"/>
+        </w:rPr>
+        <w:t>2 Samuel 13.1–39</w:t>
+      </w:r>
+      <w:r>
+        <w:rPr>
+          <w:lang w:val="pt_PT" w:bidi="pt_PT"/>
+        </w:rPr>
+        <w:t xml:space="preserve">; </w:t>
+      </w:r>
+      <w:r>
+        <w:rPr>
+          <w:lang w:val="pt_PT" w:bidi="pt_PT"/>
+        </w:rPr>
+        <w:t>Mateus 14.3–5</w:t>
+      </w:r>
+      <w:r>
+        <w:rPr>
+          <w:lang w:val="pt_PT" w:bidi="pt_PT"/>
+        </w:rPr>
+        <w:t xml:space="preserve">; </w:t>
+      </w:r>
+      <w:r>
+        <w:rPr>
+          <w:lang w:val="pt_PT" w:bidi="pt_PT"/>
+        </w:rPr>
+        <w:t>1 Coríntios 5.1–2</w:t>
+      </w:r>
+      <w:r>
+        <w:rPr>
+          <w:lang w:val="pt_PT" w:bidi="pt_PT"/>
+        </w:rPr>
+        <w:t xml:space="preserve">; </w:t>
+      </w:r>
+      <w:r>
+        <w:rPr>
+          <w:lang w:val="pt_PT" w:bidi="pt_PT"/>
+        </w:rPr>
+        <w:t>6.13–20</w:t>
+      </w:r>
+      <w:r>
+        <w:rPr>
+          <w:lang w:val="pt_PT" w:bidi="pt_PT"/>
+        </w:rPr>
+        <w:t xml:space="preserve">; </w:t>
+      </w:r>
+      <w:r>
+        <w:rPr>
+          <w:lang w:val="pt_PT" w:bidi="pt_PT"/>
+        </w:rPr>
+        <w:t>7.2</w:t>
+      </w:r>
+      <w:r>
+        <w:rPr>
+          <w:lang w:val="pt_PT" w:bidi="pt_PT"/>
+        </w:rPr>
+        <w:t xml:space="preserve">; </w:t>
+      </w:r>
+      <w:r>
+        <w:rPr>
+          <w:lang w:val="pt_PT" w:bidi="pt_PT"/>
+        </w:rPr>
+        <w:t>Gálatas 5.19–21</w:t>
+      </w:r>
+      <w:r>
+        <w:rPr>
+          <w:lang w:val="pt_PT" w:bidi="pt_PT"/>
+        </w:rPr>
+        <w:t xml:space="preserve">; </w:t>
+      </w:r>
+      <w:r>
+        <w:rPr>
+          <w:lang w:val="pt_PT" w:bidi="pt_PT"/>
+        </w:rPr>
+        <w:t>Efésios 5.3</w:t>
+      </w:r>
+      <w:r>
+        <w:rPr>
+          <w:lang w:val="pt_PT" w:bidi="pt_PT"/>
+        </w:rPr>
+        <w:t xml:space="preserve">; </w:t>
+      </w:r>
+      <w:r>
+        <w:rPr>
+          <w:lang w:val="pt_PT" w:bidi="pt_PT"/>
+        </w:rPr>
+        <w:t>Judas 1.7</w:t>
+      </w:r>
+      <w:r>
+        <w:rPr>
+          <w:lang w:val="pt_PT" w:bidi="pt_PT"/>
+        </w:rPr>
+        <w:t xml:space="preserve">; </w:t>
+      </w:r>
+      <w:r>
+        <w:rPr>
+          <w:lang w:val="pt_PT" w:bidi="pt_PT"/>
+        </w:rPr>
+        <w:t>Apocalipse 2.14–16</w:t>
+      </w:r>
       <w:r>
         <w:rPr>
           <w:lang w:val="pt_PT" w:bidi="pt_PT"/>
         </w:rPr>
         <w:t>,</w:t>
       </w:r>
-      <w:hyperlink r:id="rId46">
-        <w:r>
-          <w:rPr>
-            <w:lang w:val="pt_PT" w:bidi="pt_PT"/>
-          </w:rPr>
-          <w:rPr>
-            <w:color w:val="0000EE"/>
-            <w:u w:val="single"/>
-          </w:rPr>
-          <w:t>20</w:t>
-        </w:r>
-      </w:hyperlink>
+      <w:r>
+        <w:rPr>
+          <w:lang w:val="pt_PT" w:bidi="pt_PT"/>
+        </w:rPr>
+        <w:t>20</w:t>
+      </w:r>
       <w:r>
         <w:rPr>
           <w:lang w:val="pt_PT" w:bidi="pt_PT"/>
@@ -1347,54 +1047,36 @@
         </w:rPr>
         <w:t xml:space="preserve">Jesus não nos ensinou que somos salvos por realizar boas ações ("obras"). Em vez disso, ele ensinou que precisamos ser transformados internamente. Essa mudança (ou conversão) ocorre quando Deus trabalha em nós por meio da sua graça. Quando Deus nos transforma, naturalmente começamos a viver de maneira diferente e a obedecê-lo. Quando alguém tem um relacionamento verdadeiro com Jesus Cristo, suas ações resultarão em boas obras (veja, por exemplo, </w:t>
       </w:r>
-      <w:hyperlink r:id="rId54">
-        <w:r>
-          <w:rPr>
-            <w:lang w:val="pt_PT" w:bidi="pt_PT"/>
-          </w:rPr>
-          <w:rPr>
-            <w:color w:val="0000EE"/>
-            <w:u w:val="single"/>
-          </w:rPr>
-          <w:t>Mateus 7.15–20</w:t>
-        </w:r>
-      </w:hyperlink>
-      <w:r>
-        <w:rPr>
-          <w:lang w:val="pt_PT" w:bidi="pt_PT"/>
-        </w:rPr>
-        <w:t xml:space="preserve">; </w:t>
-      </w:r>
-      <w:hyperlink r:id="rId55">
-        <w:r>
-          <w:rPr>
-            <w:lang w:val="pt_PT" w:bidi="pt_PT"/>
-          </w:rPr>
-          <w:rPr>
-            <w:color w:val="0000EE"/>
-            <w:u w:val="single"/>
-          </w:rPr>
-          <w:t>12.33–37</w:t>
-        </w:r>
-      </w:hyperlink>
-      <w:r>
-        <w:rPr>
-          <w:lang w:val="pt_PT" w:bidi="pt_PT"/>
-        </w:rPr>
-        <w:t xml:space="preserve">; </w:t>
-      </w:r>
-      <w:hyperlink r:id="rId56">
-        <w:r>
-          <w:rPr>
-            <w:lang w:val="pt_PT" w:bidi="pt_PT"/>
-          </w:rPr>
-          <w:rPr>
-            <w:color w:val="0000EE"/>
-            <w:u w:val="single"/>
-          </w:rPr>
-          <w:t>15.15–20</w:t>
-        </w:r>
-      </w:hyperlink>
+      <w:r>
+        <w:rPr>
+          <w:lang w:val="pt_PT" w:bidi="pt_PT"/>
+        </w:rPr>
+        <w:t>Mateus 7.15–20</w:t>
+      </w:r>
+      <w:r>
+        <w:rPr>
+          <w:lang w:val="pt_PT" w:bidi="pt_PT"/>
+        </w:rPr>
+        <w:t xml:space="preserve">; </w:t>
+      </w:r>
+      <w:r>
+        <w:rPr>
+          <w:lang w:val="pt_PT" w:bidi="pt_PT"/>
+        </w:rPr>
+        <w:t>12.33–37</w:t>
+      </w:r>
+      <w:r>
+        <w:rPr>
+          <w:lang w:val="pt_PT" w:bidi="pt_PT"/>
+        </w:rPr>
+        <w:t xml:space="preserve">; </w:t>
+      </w:r>
+      <w:r>
+        <w:rPr>
+          <w:lang w:val="pt_PT" w:bidi="pt_PT"/>
+        </w:rPr>
+        <w:t>15.15–20</w:t>
+      </w:r>
       <w:r>
         <w:rPr>
           <w:lang w:val="pt_PT" w:bidi="pt_PT"/>
@@ -1415,162 +1097,108 @@
         </w:rPr>
         <w:t xml:space="preserve">A parábola das ovelhas e dos bodes ilustra como a fé e as ações estão intimamente conectadas. Essa conexão entre fé, ações e a aprovação final de Deus é um tema recorrente nos ensinamentos de Jesus (por exemplo, </w:t>
       </w:r>
-      <w:hyperlink r:id="rId57">
-        <w:r>
-          <w:rPr>
-            <w:lang w:val="pt_PT" w:bidi="pt_PT"/>
-          </w:rPr>
-          <w:rPr>
-            <w:color w:val="0000EE"/>
-            <w:u w:val="single"/>
-          </w:rPr>
-          <w:t>Mateus 7.13–27</w:t>
-        </w:r>
-      </w:hyperlink>
-      <w:r>
-        <w:rPr>
-          <w:lang w:val="pt_PT" w:bidi="pt_PT"/>
-        </w:rPr>
-        <w:t xml:space="preserve">; </w:t>
-      </w:r>
-      <w:hyperlink r:id="rId58">
-        <w:r>
-          <w:rPr>
-            <w:lang w:val="pt_PT" w:bidi="pt_PT"/>
-          </w:rPr>
-          <w:rPr>
-            <w:color w:val="0000EE"/>
-            <w:u w:val="single"/>
-          </w:rPr>
-          <w:t>13.3–9</w:t>
-        </w:r>
-      </w:hyperlink>
+      <w:r>
+        <w:rPr>
+          <w:lang w:val="pt_PT" w:bidi="pt_PT"/>
+        </w:rPr>
+        <w:t>Mateus 7.13–27</w:t>
+      </w:r>
+      <w:r>
+        <w:rPr>
+          <w:lang w:val="pt_PT" w:bidi="pt_PT"/>
+        </w:rPr>
+        <w:t xml:space="preserve">; </w:t>
+      </w:r>
+      <w:r>
+        <w:rPr>
+          <w:lang w:val="pt_PT" w:bidi="pt_PT"/>
+        </w:rPr>
+        <w:t>13.3–9</w:t>
+      </w:r>
       <w:r>
         <w:rPr>
           <w:lang w:val="pt_PT" w:bidi="pt_PT"/>
         </w:rPr>
         <w:t>,</w:t>
       </w:r>
-      <w:hyperlink r:id="rId59">
-        <w:r>
-          <w:rPr>
-            <w:lang w:val="pt_PT" w:bidi="pt_PT"/>
-          </w:rPr>
-          <w:rPr>
-            <w:color w:val="0000EE"/>
-            <w:u w:val="single"/>
-          </w:rPr>
-          <w:t>18–23</w:t>
-        </w:r>
-      </w:hyperlink>
-      <w:r>
-        <w:rPr>
-          <w:lang w:val="pt_PT" w:bidi="pt_PT"/>
-        </w:rPr>
-        <w:t xml:space="preserve">; </w:t>
-      </w:r>
-      <w:hyperlink r:id="rId60">
-        <w:r>
-          <w:rPr>
-            <w:lang w:val="pt_PT" w:bidi="pt_PT"/>
-          </w:rPr>
-          <w:rPr>
-            <w:color w:val="0000EE"/>
-            <w:u w:val="single"/>
-          </w:rPr>
-          <w:t>16.27</w:t>
-        </w:r>
-      </w:hyperlink>
+      <w:r>
+        <w:rPr>
+          <w:lang w:val="pt_PT" w:bidi="pt_PT"/>
+        </w:rPr>
+        <w:t>18–23</w:t>
+      </w:r>
+      <w:r>
+        <w:rPr>
+          <w:lang w:val="pt_PT" w:bidi="pt_PT"/>
+        </w:rPr>
+        <w:t xml:space="preserve">; </w:t>
+      </w:r>
+      <w:r>
+        <w:rPr>
+          <w:lang w:val="pt_PT" w:bidi="pt_PT"/>
+        </w:rPr>
+        <w:t>16.27</w:t>
+      </w:r>
       <w:r>
         <w:rPr>
           <w:lang w:val="pt_PT" w:bidi="pt_PT"/>
         </w:rPr>
         <w:t>). Para Jesus, as ações demonstram claramente a fé, que começa com o arrependimento. O arrependimento é uma mudança de coração e mente que leva uma pessoa a parar de pecar e se tornar mais obediente a Deus (</w:t>
       </w:r>
-      <w:hyperlink r:id="rId61">
-        <w:r>
-          <w:rPr>
-            <w:lang w:val="pt_PT" w:bidi="pt_PT"/>
-          </w:rPr>
-          <w:rPr>
-            <w:color w:val="0000EE"/>
-            <w:u w:val="single"/>
-          </w:rPr>
-          <w:t>Mateus 4.17</w:t>
-        </w:r>
-      </w:hyperlink>
+      <w:r>
+        <w:rPr>
+          <w:lang w:val="pt_PT" w:bidi="pt_PT"/>
+        </w:rPr>
+        <w:t>Mateus 4.17</w:t>
+      </w:r>
       <w:r>
         <w:rPr>
           <w:lang w:val="pt_PT" w:bidi="pt_PT"/>
         </w:rPr>
         <w:t xml:space="preserve">; veja também </w:t>
       </w:r>
-      <w:hyperlink r:id="rId62">
-        <w:r>
-          <w:rPr>
-            <w:lang w:val="pt_PT" w:bidi="pt_PT"/>
-          </w:rPr>
-          <w:rPr>
-            <w:color w:val="0000EE"/>
-            <w:u w:val="single"/>
-          </w:rPr>
-          <w:t>3.2</w:t>
-        </w:r>
-      </w:hyperlink>
+      <w:r>
+        <w:rPr>
+          <w:lang w:val="pt_PT" w:bidi="pt_PT"/>
+        </w:rPr>
+        <w:t>3.2</w:t>
+      </w:r>
       <w:r>
         <w:rPr>
           <w:lang w:val="pt_PT" w:bidi="pt_PT"/>
         </w:rPr>
         <w:t>,</w:t>
       </w:r>
-      <w:hyperlink r:id="rId63">
-        <w:r>
-          <w:rPr>
-            <w:lang w:val="pt_PT" w:bidi="pt_PT"/>
-          </w:rPr>
-          <w:rPr>
-            <w:color w:val="0000EE"/>
-            <w:u w:val="single"/>
-          </w:rPr>
-          <w:t>8–10</w:t>
-        </w:r>
-      </w:hyperlink>
-      <w:r>
-        <w:rPr>
-          <w:lang w:val="pt_PT" w:bidi="pt_PT"/>
-        </w:rPr>
-        <w:t xml:space="preserve">; </w:t>
-      </w:r>
-      <w:hyperlink r:id="rId64">
-        <w:r>
-          <w:rPr>
-            <w:lang w:val="pt_PT" w:bidi="pt_PT"/>
-          </w:rPr>
-          <w:rPr>
-            <w:color w:val="0000EE"/>
-            <w:u w:val="single"/>
-          </w:rPr>
-          <w:t>11.20–24</w:t>
-        </w:r>
-      </w:hyperlink>
-      <w:r>
-        <w:rPr>
-          <w:lang w:val="pt_PT" w:bidi="pt_PT"/>
-        </w:rPr>
-        <w:t xml:space="preserve">; </w:t>
-      </w:r>
-      <w:hyperlink r:id="rId65">
-        <w:r>
-          <w:rPr>
-            <w:lang w:val="pt_PT" w:bidi="pt_PT"/>
-          </w:rPr>
-          <w:rPr>
-            <w:color w:val="0000EE"/>
-            <w:u w:val="single"/>
-          </w:rPr>
-          <w:t>12.38–42</w:t>
-        </w:r>
-      </w:hyperlink>
+      <w:r>
+        <w:rPr>
+          <w:lang w:val="pt_PT" w:bidi="pt_PT"/>
+        </w:rPr>
+        <w:t>8–10</w:t>
+      </w:r>
+      <w:r>
+        <w:rPr>
+          <w:lang w:val="pt_PT" w:bidi="pt_PT"/>
+        </w:rPr>
+        <w:t xml:space="preserve">; </w:t>
+      </w:r>
+      <w:r>
+        <w:rPr>
+          <w:lang w:val="pt_PT" w:bidi="pt_PT"/>
+        </w:rPr>
+        <w:t>11.20–24</w:t>
+      </w:r>
+      <w:r>
+        <w:rPr>
+          <w:lang w:val="pt_PT" w:bidi="pt_PT"/>
+        </w:rPr>
+        <w:t xml:space="preserve">; </w:t>
+      </w:r>
+      <w:r>
+        <w:rPr>
+          <w:lang w:val="pt_PT" w:bidi="pt_PT"/>
+        </w:rPr>
+        <w:t>12.38–42</w:t>
+      </w:r>
       <w:r>
         <w:rPr>
           <w:lang w:val="pt_PT" w:bidi="pt_PT"/>
@@ -1591,198 +1219,132 @@
         </w:rPr>
         <w:t xml:space="preserve">Alguns interpretam mal o que significa a salvação pela graça de Deus, o que gerou uma falsa distinção entre fé e obras. A salvação não vem apenas das obras, mas também as inclui (veja </w:t>
       </w:r>
-      <w:hyperlink r:id="rId66">
-        <w:r>
-          <w:rPr>
-            <w:lang w:val="pt_PT" w:bidi="pt_PT"/>
-          </w:rPr>
-          <w:rPr>
-            <w:color w:val="0000EE"/>
-            <w:u w:val="single"/>
-          </w:rPr>
-          <w:t>Gálatas 5.6,21</w:t>
-        </w:r>
-      </w:hyperlink>
-      <w:r>
-        <w:rPr>
-          <w:lang w:val="pt_PT" w:bidi="pt_PT"/>
-        </w:rPr>
-        <w:t xml:space="preserve">; </w:t>
-      </w:r>
-      <w:hyperlink r:id="rId67">
-        <w:r>
-          <w:rPr>
-            <w:lang w:val="pt_PT" w:bidi="pt_PT"/>
-          </w:rPr>
-          <w:rPr>
-            <w:color w:val="0000EE"/>
-            <w:u w:val="single"/>
-          </w:rPr>
-          <w:t>Efésios 2.10</w:t>
-        </w:r>
-      </w:hyperlink>
-      <w:r>
-        <w:rPr>
-          <w:lang w:val="pt_PT" w:bidi="pt_PT"/>
-        </w:rPr>
-        <w:t xml:space="preserve">; </w:t>
-      </w:r>
-      <w:hyperlink r:id="rId68">
-        <w:r>
-          <w:rPr>
-            <w:lang w:val="pt_PT" w:bidi="pt_PT"/>
-          </w:rPr>
-          <w:rPr>
-            <w:color w:val="0000EE"/>
-            <w:u w:val="single"/>
-          </w:rPr>
-          <w:t>5.5</w:t>
-        </w:r>
-      </w:hyperlink>
-      <w:r>
-        <w:rPr>
-          <w:lang w:val="pt_PT" w:bidi="pt_PT"/>
-        </w:rPr>
-        <w:t xml:space="preserve">; </w:t>
-      </w:r>
-      <w:hyperlink r:id="rId69">
-        <w:r>
-          <w:rPr>
-            <w:lang w:val="pt_PT" w:bidi="pt_PT"/>
-          </w:rPr>
-          <w:rPr>
-            <w:color w:val="0000EE"/>
-            <w:u w:val="single"/>
-          </w:rPr>
-          <w:t>1 João 1.5–10</w:t>
-        </w:r>
-      </w:hyperlink>
-      <w:r>
-        <w:rPr>
-          <w:lang w:val="pt_PT" w:bidi="pt_PT"/>
-        </w:rPr>
-        <w:t xml:space="preserve">; </w:t>
-      </w:r>
-      <w:hyperlink r:id="rId70">
-        <w:r>
-          <w:rPr>
-            <w:lang w:val="pt_PT" w:bidi="pt_PT"/>
-          </w:rPr>
-          <w:rPr>
-            <w:color w:val="0000EE"/>
-            <w:u w:val="single"/>
-          </w:rPr>
-          <w:t>Apocalipse 21.8</w:t>
-        </w:r>
-      </w:hyperlink>
+      <w:r>
+        <w:rPr>
+          <w:lang w:val="pt_PT" w:bidi="pt_PT"/>
+        </w:rPr>
+        <w:t>Gálatas 5.6,21</w:t>
+      </w:r>
+      <w:r>
+        <w:rPr>
+          <w:lang w:val="pt_PT" w:bidi="pt_PT"/>
+        </w:rPr>
+        <w:t xml:space="preserve">; </w:t>
+      </w:r>
+      <w:r>
+        <w:rPr>
+          <w:lang w:val="pt_PT" w:bidi="pt_PT"/>
+        </w:rPr>
+        <w:t>Efésios 2.10</w:t>
+      </w:r>
+      <w:r>
+        <w:rPr>
+          <w:lang w:val="pt_PT" w:bidi="pt_PT"/>
+        </w:rPr>
+        <w:t xml:space="preserve">; </w:t>
+      </w:r>
+      <w:r>
+        <w:rPr>
+          <w:lang w:val="pt_PT" w:bidi="pt_PT"/>
+        </w:rPr>
+        <w:t>5.5</w:t>
+      </w:r>
+      <w:r>
+        <w:rPr>
+          <w:lang w:val="pt_PT" w:bidi="pt_PT"/>
+        </w:rPr>
+        <w:t xml:space="preserve">; </w:t>
+      </w:r>
+      <w:r>
+        <w:rPr>
+          <w:lang w:val="pt_PT" w:bidi="pt_PT"/>
+        </w:rPr>
+        <w:t>1 João 1.5–10</w:t>
+      </w:r>
+      <w:r>
+        <w:rPr>
+          <w:lang w:val="pt_PT" w:bidi="pt_PT"/>
+        </w:rPr>
+        <w:t xml:space="preserve">; </w:t>
+      </w:r>
+      <w:r>
+        <w:rPr>
+          <w:lang w:val="pt_PT" w:bidi="pt_PT"/>
+        </w:rPr>
+        <w:t>Apocalipse 21.8</w:t>
+      </w:r>
       <w:r>
         <w:rPr>
           <w:lang w:val="pt_PT" w:bidi="pt_PT"/>
         </w:rPr>
         <w:t>). Jesus promete bênçãos e recompensas àqueles que obedecem à vontade de Deus (</w:t>
       </w:r>
-      <w:hyperlink r:id="rId71">
-        <w:r>
-          <w:rPr>
-            <w:lang w:val="pt_PT" w:bidi="pt_PT"/>
-          </w:rPr>
-          <w:rPr>
-            <w:color w:val="0000EE"/>
-            <w:u w:val="single"/>
-          </w:rPr>
-          <w:t>Mateus 5.3–12</w:t>
-        </w:r>
-      </w:hyperlink>
+      <w:r>
+        <w:rPr>
+          <w:lang w:val="pt_PT" w:bidi="pt_PT"/>
+        </w:rPr>
+        <w:t>Mateus 5.3–12</w:t>
+      </w:r>
       <w:r>
         <w:rPr>
           <w:lang w:val="pt_PT" w:bidi="pt_PT"/>
         </w:rPr>
         <w:t>). Portanto, a justiça é necessária para aqueles que desejam "entrar no reino do céu" (</w:t>
       </w:r>
-      <w:hyperlink r:id="rId72">
-        <w:r>
-          <w:rPr>
-            <w:lang w:val="pt_PT" w:bidi="pt_PT"/>
-          </w:rPr>
-          <w:rPr>
-            <w:color w:val="0000EE"/>
-            <w:u w:val="single"/>
-          </w:rPr>
-          <w:t>5.20–48</w:t>
-        </w:r>
-      </w:hyperlink>
-      <w:r>
-        <w:rPr>
-          <w:lang w:val="pt_PT" w:bidi="pt_PT"/>
-        </w:rPr>
-        <w:t xml:space="preserve">; </w:t>
-      </w:r>
-      <w:hyperlink r:id="rId73">
-        <w:r>
-          <w:rPr>
-            <w:lang w:val="pt_PT" w:bidi="pt_PT"/>
-          </w:rPr>
-          <w:rPr>
-            <w:color w:val="0000EE"/>
-            <w:u w:val="single"/>
-          </w:rPr>
-          <w:t>7.21</w:t>
-        </w:r>
-      </w:hyperlink>
-      <w:r>
-        <w:rPr>
-          <w:lang w:val="pt_PT" w:bidi="pt_PT"/>
-        </w:rPr>
-        <w:t xml:space="preserve">; </w:t>
-      </w:r>
-      <w:hyperlink r:id="rId74">
-        <w:r>
-          <w:rPr>
-            <w:lang w:val="pt_PT" w:bidi="pt_PT"/>
-          </w:rPr>
-          <w:rPr>
-            <w:color w:val="0000EE"/>
-            <w:u w:val="single"/>
-          </w:rPr>
-          <w:t>22.11–14</w:t>
-        </w:r>
-      </w:hyperlink>
-      <w:r>
-        <w:rPr>
-          <w:lang w:val="pt_PT" w:bidi="pt_PT"/>
-        </w:rPr>
-        <w:t xml:space="preserve">; </w:t>
-      </w:r>
-      <w:hyperlink r:id="rId75">
-        <w:r>
-          <w:rPr>
-            <w:lang w:val="pt_PT" w:bidi="pt_PT"/>
-          </w:rPr>
-          <w:rPr>
-            <w:color w:val="0000EE"/>
-            <w:u w:val="single"/>
-          </w:rPr>
-          <w:t>23.3</w:t>
-        </w:r>
-      </w:hyperlink>
+      <w:r>
+        <w:rPr>
+          <w:lang w:val="pt_PT" w:bidi="pt_PT"/>
+        </w:rPr>
+        <w:t>5.20–48</w:t>
+      </w:r>
+      <w:r>
+        <w:rPr>
+          <w:lang w:val="pt_PT" w:bidi="pt_PT"/>
+        </w:rPr>
+        <w:t xml:space="preserve">; </w:t>
+      </w:r>
+      <w:r>
+        <w:rPr>
+          <w:lang w:val="pt_PT" w:bidi="pt_PT"/>
+        </w:rPr>
+        <w:t>7.21</w:t>
+      </w:r>
+      <w:r>
+        <w:rPr>
+          <w:lang w:val="pt_PT" w:bidi="pt_PT"/>
+        </w:rPr>
+        <w:t xml:space="preserve">; </w:t>
+      </w:r>
+      <w:r>
+        <w:rPr>
+          <w:lang w:val="pt_PT" w:bidi="pt_PT"/>
+        </w:rPr>
+        <w:t>22.11–14</w:t>
+      </w:r>
+      <w:r>
+        <w:rPr>
+          <w:lang w:val="pt_PT" w:bidi="pt_PT"/>
+        </w:rPr>
+        <w:t xml:space="preserve">; </w:t>
+      </w:r>
+      <w:r>
+        <w:rPr>
+          <w:lang w:val="pt_PT" w:bidi="pt_PT"/>
+        </w:rPr>
+        <w:t>23.3</w:t>
+      </w:r>
       <w:r>
         <w:rPr>
           <w:lang w:val="pt_PT" w:bidi="pt_PT"/>
         </w:rPr>
         <w:t>). A fé que não gera obras não é a verdadeira fé salvífica (</w:t>
       </w:r>
-      <w:hyperlink r:id="rId76">
-        <w:r>
-          <w:rPr>
-            <w:lang w:val="pt_PT" w:bidi="pt_PT"/>
-          </w:rPr>
-          <w:rPr>
-            <w:color w:val="0000EE"/>
-            <w:u w:val="single"/>
-          </w:rPr>
-          <w:t>Tiago 2.14–26</w:t>
-        </w:r>
-      </w:hyperlink>
+      <w:r>
+        <w:rPr>
+          <w:lang w:val="pt_PT" w:bidi="pt_PT"/>
+        </w:rPr>
+        <w:t>Tiago 2.14–26</w:t>
+      </w:r>
       <w:r>
         <w:rPr>
           <w:lang w:val="pt_PT" w:bidi="pt_PT"/>
@@ -1803,162 +1365,108 @@
         </w:rPr>
         <w:t>O apóstolo Tiago enfatiza a fidelidade a Deus e argumenta que realizar boas ações demonstra fé (</w:t>
       </w:r>
-      <w:hyperlink r:id="rId76">
-        <w:r>
-          <w:rPr>
-            <w:lang w:val="pt_PT" w:bidi="pt_PT"/>
-          </w:rPr>
-          <w:rPr>
-            <w:color w:val="0000EE"/>
-            <w:u w:val="single"/>
-          </w:rPr>
-          <w:t>2.14–26</w:t>
-        </w:r>
-      </w:hyperlink>
+      <w:r>
+        <w:rPr>
+          <w:lang w:val="pt_PT" w:bidi="pt_PT"/>
+        </w:rPr>
+        <w:t>2.14–26</w:t>
+      </w:r>
       <w:r>
         <w:rPr>
           <w:lang w:val="pt_PT" w:bidi="pt_PT"/>
         </w:rPr>
         <w:t>). Um relacionamento com Deus não pode depender apenas de acreditar em uma afirmação verdadeira (</w:t>
       </w:r>
-      <w:hyperlink r:id="rId77">
-        <w:r>
-          <w:rPr>
-            <w:lang w:val="pt_PT" w:bidi="pt_PT"/>
-          </w:rPr>
-          <w:rPr>
-            <w:color w:val="0000EE"/>
-            <w:u w:val="single"/>
-          </w:rPr>
-          <w:t>2.19</w:t>
-        </w:r>
-      </w:hyperlink>
+      <w:r>
+        <w:rPr>
+          <w:lang w:val="pt_PT" w:bidi="pt_PT"/>
+        </w:rPr>
+        <w:t>2.19</w:t>
+      </w:r>
       <w:r>
         <w:rPr>
           <w:lang w:val="pt_PT" w:bidi="pt_PT"/>
         </w:rPr>
         <w:t>). A verdadeira fé leva a obras (</w:t>
       </w:r>
-      <w:hyperlink r:id="rId78">
-        <w:r>
-          <w:rPr>
-            <w:lang w:val="pt_PT" w:bidi="pt_PT"/>
-          </w:rPr>
-          <w:rPr>
-            <w:color w:val="0000EE"/>
-            <w:u w:val="single"/>
-          </w:rPr>
-          <w:t>1.22–25</w:t>
-        </w:r>
-      </w:hyperlink>
-      <w:r>
-        <w:rPr>
-          <w:lang w:val="pt_PT" w:bidi="pt_PT"/>
-        </w:rPr>
-        <w:t xml:space="preserve">; </w:t>
-      </w:r>
-      <w:hyperlink r:id="rId79">
-        <w:r>
-          <w:rPr>
-            <w:lang w:val="pt_PT" w:bidi="pt_PT"/>
-          </w:rPr>
-          <w:rPr>
-            <w:color w:val="0000EE"/>
-            <w:u w:val="single"/>
-          </w:rPr>
-          <w:t>2.14</w:t>
-        </w:r>
-      </w:hyperlink>
+      <w:r>
+        <w:rPr>
+          <w:lang w:val="pt_PT" w:bidi="pt_PT"/>
+        </w:rPr>
+        <w:t>1.22–25</w:t>
+      </w:r>
+      <w:r>
+        <w:rPr>
+          <w:lang w:val="pt_PT" w:bidi="pt_PT"/>
+        </w:rPr>
+        <w:t xml:space="preserve">; </w:t>
+      </w:r>
+      <w:r>
+        <w:rPr>
+          <w:lang w:val="pt_PT" w:bidi="pt_PT"/>
+        </w:rPr>
+        <w:t>2.14</w:t>
+      </w:r>
       <w:r>
         <w:rPr>
           <w:lang w:val="pt_PT" w:bidi="pt_PT"/>
         </w:rPr>
         <w:t>). Atos de fidelidade imitam a Deus, que dá bons presentes com generosidade (</w:t>
       </w:r>
-      <w:hyperlink r:id="rId80">
-        <w:r>
-          <w:rPr>
-            <w:lang w:val="pt_PT" w:bidi="pt_PT"/>
-          </w:rPr>
-          <w:rPr>
-            <w:color w:val="0000EE"/>
-            <w:u w:val="single"/>
-          </w:rPr>
-          <w:t>1.5</w:t>
-        </w:r>
-      </w:hyperlink>
+      <w:r>
+        <w:rPr>
+          <w:lang w:val="pt_PT" w:bidi="pt_PT"/>
+        </w:rPr>
+        <w:t>1.5</w:t>
+      </w:r>
       <w:r>
         <w:rPr>
           <w:lang w:val="pt_PT" w:bidi="pt_PT"/>
         </w:rPr>
         <w:t>,</w:t>
       </w:r>
-      <w:hyperlink r:id="rId81">
-        <w:r>
-          <w:rPr>
-            <w:lang w:val="pt_PT" w:bidi="pt_PT"/>
-          </w:rPr>
-          <w:rPr>
-            <w:color w:val="0000EE"/>
-            <w:u w:val="single"/>
-          </w:rPr>
-          <w:t>17</w:t>
-        </w:r>
-      </w:hyperlink>
-      <w:r>
-        <w:rPr>
-          <w:lang w:val="pt_PT" w:bidi="pt_PT"/>
-        </w:rPr>
-        <w:t xml:space="preserve">; </w:t>
-      </w:r>
-      <w:hyperlink r:id="rId82">
-        <w:r>
-          <w:rPr>
-            <w:lang w:val="pt_PT" w:bidi="pt_PT"/>
-          </w:rPr>
-          <w:rPr>
-            <w:color w:val="0000EE"/>
-            <w:u w:val="single"/>
-          </w:rPr>
-          <w:t>4.6</w:t>
-        </w:r>
-      </w:hyperlink>
+      <w:r>
+        <w:rPr>
+          <w:lang w:val="pt_PT" w:bidi="pt_PT"/>
+        </w:rPr>
+        <w:t>17</w:t>
+      </w:r>
+      <w:r>
+        <w:rPr>
+          <w:lang w:val="pt_PT" w:bidi="pt_PT"/>
+        </w:rPr>
+        <w:t xml:space="preserve">; </w:t>
+      </w:r>
+      <w:r>
+        <w:rPr>
+          <w:lang w:val="pt_PT" w:bidi="pt_PT"/>
+        </w:rPr>
+        <w:t>4.6</w:t>
+      </w:r>
       <w:r>
         <w:rPr>
           <w:lang w:val="pt_PT" w:bidi="pt_PT"/>
         </w:rPr>
         <w:t>). Fé e boas obras não podem ser separadas. Como Abraão, boas obras mostram que uma pessoa tem fé completa e é justa diante de Deus (</w:t>
       </w:r>
-      <w:hyperlink r:id="rId83">
-        <w:r>
-          <w:rPr>
-            <w:lang w:val="pt_PT" w:bidi="pt_PT"/>
-          </w:rPr>
-          <w:rPr>
-            <w:color w:val="0000EE"/>
-            <w:u w:val="single"/>
-          </w:rPr>
-          <w:t>2.23</w:t>
-        </w:r>
-      </w:hyperlink>
+      <w:r>
+        <w:rPr>
+          <w:lang w:val="pt_PT" w:bidi="pt_PT"/>
+        </w:rPr>
+        <w:t>2.23</w:t>
+      </w:r>
       <w:r>
         <w:rPr>
           <w:lang w:val="pt_PT" w:bidi="pt_PT"/>
         </w:rPr>
         <w:t xml:space="preserve">; veja </w:t>
       </w:r>
-      <w:hyperlink r:id="rId84">
-        <w:r>
-          <w:rPr>
-            <w:lang w:val="pt_PT" w:bidi="pt_PT"/>
-          </w:rPr>
-          <w:rPr>
-            <w:color w:val="0000EE"/>
-            <w:u w:val="single"/>
-          </w:rPr>
-          <w:t>Gênesis 15.6</w:t>
-        </w:r>
-      </w:hyperlink>
+      <w:r>
+        <w:rPr>
+          <w:lang w:val="pt_PT" w:bidi="pt_PT"/>
+        </w:rPr>
+        <w:t>Gênesis 15.6</w:t>
+      </w:r>
       <w:r>
         <w:rPr>
           <w:lang w:val="pt_PT" w:bidi="pt_PT"/>
@@ -1979,108 +1487,72 @@
         </w:rPr>
         <w:t xml:space="preserve">Jesus ensinou e mostrou que a fé envolve a prática de boas obras (veja </w:t>
       </w:r>
-      <w:hyperlink r:id="rId85">
-        <w:r>
-          <w:rPr>
-            <w:lang w:val="pt_PT" w:bidi="pt_PT"/>
-          </w:rPr>
-          <w:rPr>
-            <w:color w:val="0000EE"/>
-            <w:u w:val="single"/>
-          </w:rPr>
-          <w:t>Mateus 5.13–16</w:t>
-        </w:r>
-      </w:hyperlink>
+      <w:r>
+        <w:rPr>
+          <w:lang w:val="pt_PT" w:bidi="pt_PT"/>
+        </w:rPr>
+        <w:t>Mateus 5.13–16</w:t>
+      </w:r>
       <w:r>
         <w:rPr>
           <w:lang w:val="pt_PT" w:bidi="pt_PT"/>
         </w:rPr>
         <w:t>). Paulo também enfatizou a importância das boas obras (</w:t>
       </w:r>
-      <w:hyperlink r:id="rId86">
-        <w:r>
-          <w:rPr>
-            <w:lang w:val="pt_PT" w:bidi="pt_PT"/>
-          </w:rPr>
-          <w:rPr>
-            <w:color w:val="0000EE"/>
-            <w:u w:val="single"/>
-          </w:rPr>
-          <w:t>Romanos 2.6</w:t>
-        </w:r>
-      </w:hyperlink>
-      <w:r>
-        <w:rPr>
-          <w:lang w:val="pt_PT" w:bidi="pt_PT"/>
-        </w:rPr>
-        <w:t xml:space="preserve">; </w:t>
-      </w:r>
-      <w:hyperlink r:id="rId87">
-        <w:r>
-          <w:rPr>
-            <w:lang w:val="pt_PT" w:bidi="pt_PT"/>
-          </w:rPr>
-          <w:rPr>
-            <w:color w:val="0000EE"/>
-            <w:u w:val="single"/>
-          </w:rPr>
-          <w:t>Gálatas 6.5–10</w:t>
-        </w:r>
-      </w:hyperlink>
-      <w:r>
-        <w:rPr>
-          <w:lang w:val="pt_PT" w:bidi="pt_PT"/>
-        </w:rPr>
-        <w:t xml:space="preserve">; </w:t>
-      </w:r>
-      <w:hyperlink r:id="rId67">
-        <w:r>
-          <w:rPr>
-            <w:lang w:val="pt_PT" w:bidi="pt_PT"/>
-          </w:rPr>
-          <w:rPr>
-            <w:color w:val="0000EE"/>
-            <w:u w:val="single"/>
-          </w:rPr>
-          <w:t>Efésios 2.10</w:t>
-        </w:r>
-      </w:hyperlink>
-      <w:r>
-        <w:rPr>
-          <w:lang w:val="pt_PT" w:bidi="pt_PT"/>
-        </w:rPr>
-        <w:t xml:space="preserve">; </w:t>
-      </w:r>
-      <w:hyperlink r:id="rId88">
-        <w:r>
-          <w:rPr>
-            <w:lang w:val="pt_PT" w:bidi="pt_PT"/>
-          </w:rPr>
-          <w:rPr>
-            <w:color w:val="0000EE"/>
-            <w:u w:val="single"/>
-          </w:rPr>
-          <w:t>Filipenses 2.12–13</w:t>
-        </w:r>
-      </w:hyperlink>
-      <w:r>
-        <w:rPr>
-          <w:lang w:val="pt_PT" w:bidi="pt_PT"/>
-        </w:rPr>
-        <w:t xml:space="preserve">; </w:t>
-      </w:r>
-      <w:hyperlink r:id="rId89">
-        <w:r>
-          <w:rPr>
-            <w:lang w:val="pt_PT" w:bidi="pt_PT"/>
-          </w:rPr>
-          <w:rPr>
-            <w:color w:val="0000EE"/>
-            <w:u w:val="single"/>
-          </w:rPr>
-          <w:t>1 Tessalonicenses 1.3</w:t>
-        </w:r>
-      </w:hyperlink>
+      <w:r>
+        <w:rPr>
+          <w:lang w:val="pt_PT" w:bidi="pt_PT"/>
+        </w:rPr>
+        <w:t>Romanos 2.6</w:t>
+      </w:r>
+      <w:r>
+        <w:rPr>
+          <w:lang w:val="pt_PT" w:bidi="pt_PT"/>
+        </w:rPr>
+        <w:t xml:space="preserve">; </w:t>
+      </w:r>
+      <w:r>
+        <w:rPr>
+          <w:lang w:val="pt_PT" w:bidi="pt_PT"/>
+        </w:rPr>
+        <w:t>Gálatas 6.5–10</w:t>
+      </w:r>
+      <w:r>
+        <w:rPr>
+          <w:lang w:val="pt_PT" w:bidi="pt_PT"/>
+        </w:rPr>
+        <w:t xml:space="preserve">; </w:t>
+      </w:r>
+      <w:r>
+        <w:rPr>
+          <w:lang w:val="pt_PT" w:bidi="pt_PT"/>
+        </w:rPr>
+        <w:t>Efésios 2.10</w:t>
+      </w:r>
+      <w:r>
+        <w:rPr>
+          <w:lang w:val="pt_PT" w:bidi="pt_PT"/>
+        </w:rPr>
+        <w:t xml:space="preserve">; </w:t>
+      </w:r>
+      <w:r>
+        <w:rPr>
+          <w:lang w:val="pt_PT" w:bidi="pt_PT"/>
+        </w:rPr>
+        <w:t>Filipenses 2.12–13</w:t>
+      </w:r>
+      <w:r>
+        <w:rPr>
+          <w:lang w:val="pt_PT" w:bidi="pt_PT"/>
+        </w:rPr>
+        <w:t xml:space="preserve">; </w:t>
+      </w:r>
+      <w:r>
+        <w:rPr>
+          <w:lang w:val="pt_PT" w:bidi="pt_PT"/>
+        </w:rPr>
+        <w:t>1 Tessalonicenses 1.3</w:t>
+      </w:r>
       <w:r>
         <w:rPr>
           <w:lang w:val="pt_PT" w:bidi="pt_PT"/>
@@ -2119,18 +1591,12 @@
         </w:rPr>
         <w:t>Cuidar de órfãos e viúvas (</w:t>
       </w:r>
-      <w:hyperlink r:id="rId90">
-        <w:r>
-          <w:rPr>
-            <w:lang w:val="pt_PT" w:bidi="pt_PT"/>
-          </w:rPr>
-          <w:rPr>
-            <w:color w:val="0000EE"/>
-            <w:u w:val="single"/>
-          </w:rPr>
-          <w:t>1.27</w:t>
-        </w:r>
-      </w:hyperlink>
+      <w:r>
+        <w:rPr>
+          <w:lang w:val="pt_PT" w:bidi="pt_PT"/>
+        </w:rPr>
+        <w:t>1.27</w:t>
+      </w:r>
       <w:r>
         <w:rPr>
           <w:lang w:val="pt_PT" w:bidi="pt_PT"/>
@@ -2155,18 +1621,12 @@
         </w:rPr>
         <w:t>Não favorecer os ricos (</w:t>
       </w:r>
-      <w:hyperlink r:id="rId91">
-        <w:r>
-          <w:rPr>
-            <w:lang w:val="pt_PT" w:bidi="pt_PT"/>
-          </w:rPr>
-          <w:rPr>
-            <w:color w:val="0000EE"/>
-            <w:u w:val="single"/>
-          </w:rPr>
-          <w:t>2.1–7</w:t>
-        </w:r>
-      </w:hyperlink>
+      <w:r>
+        <w:rPr>
+          <w:lang w:val="pt_PT" w:bidi="pt_PT"/>
+        </w:rPr>
+        <w:t>2.1–7</w:t>
+      </w:r>
       <w:r>
         <w:rPr>
           <w:lang w:val="pt_PT" w:bidi="pt_PT"/>
@@ -2191,18 +1651,12 @@
         </w:rPr>
         <w:t>Fornecer alimentos e roupas para os pobres (</w:t>
       </w:r>
-      <w:hyperlink r:id="rId92">
-        <w:r>
-          <w:rPr>
-            <w:lang w:val="pt_PT" w:bidi="pt_PT"/>
-          </w:rPr>
-          <w:rPr>
-            <w:color w:val="0000EE"/>
-            <w:u w:val="single"/>
-          </w:rPr>
-          <w:t>2.15–17</w:t>
-        </w:r>
-      </w:hyperlink>
+      <w:r>
+        <w:rPr>
+          <w:lang w:val="pt_PT" w:bidi="pt_PT"/>
+        </w:rPr>
+        <w:t>2.15–17</w:t>
+      </w:r>
       <w:r>
         <w:rPr>
           <w:lang w:val="pt_PT" w:bidi="pt_PT"/>
@@ -2227,18 +1681,12 @@
         </w:rPr>
         <w:t>Controlar o que se fala (</w:t>
       </w:r>
-      <w:hyperlink r:id="rId93">
-        <w:r>
-          <w:rPr>
-            <w:lang w:val="pt_PT" w:bidi="pt_PT"/>
-          </w:rPr>
-          <w:rPr>
-            <w:color w:val="0000EE"/>
-            <w:u w:val="single"/>
-          </w:rPr>
-          <w:t>3.1–12</w:t>
-        </w:r>
-      </w:hyperlink>
+      <w:r>
+        <w:rPr>
+          <w:lang w:val="pt_PT" w:bidi="pt_PT"/>
+        </w:rPr>
+        <w:t>3.1–12</w:t>
+      </w:r>
       <w:r>
         <w:rPr>
           <w:lang w:val="pt_PT" w:bidi="pt_PT"/>
@@ -2263,18 +1711,12 @@
         </w:rPr>
         <w:t>Promover a paz (</w:t>
       </w:r>
-      <w:hyperlink r:id="rId94">
-        <w:r>
-          <w:rPr>
-            <w:lang w:val="pt_PT" w:bidi="pt_PT"/>
-          </w:rPr>
-          <w:rPr>
-            <w:color w:val="0000EE"/>
-            <w:u w:val="single"/>
-          </w:rPr>
-          <w:t>3.17–18</w:t>
-        </w:r>
-      </w:hyperlink>
+      <w:r>
+        <w:rPr>
+          <w:lang w:val="pt_PT" w:bidi="pt_PT"/>
+        </w:rPr>
+        <w:t>3.17–18</w:t>
+      </w:r>
       <w:r>
         <w:rPr>
           <w:lang w:val="pt_PT" w:bidi="pt_PT"/>
@@ -2299,18 +1741,12 @@
         </w:rPr>
         <w:t>Não julgar os outros (</w:t>
       </w:r>
-      <w:hyperlink r:id="rId95">
-        <w:r>
-          <w:rPr>
-            <w:lang w:val="pt_PT" w:bidi="pt_PT"/>
-          </w:rPr>
-          <w:rPr>
-            <w:color w:val="0000EE"/>
-            <w:u w:val="single"/>
-          </w:rPr>
-          <w:t>4.11–12</w:t>
-        </w:r>
-      </w:hyperlink>
+      <w:r>
+        <w:rPr>
+          <w:lang w:val="pt_PT" w:bidi="pt_PT"/>
+        </w:rPr>
+        <w:t>4.11–12</w:t>
+      </w:r>
       <w:r>
         <w:rPr>
           <w:lang w:val="pt_PT" w:bidi="pt_PT"/>
@@ -2331,18 +1767,12 @@
         </w:rPr>
         <w:t>Essas ações são "a fé expressando-se através do amor" (</w:t>
       </w:r>
-      <w:hyperlink r:id="rId66">
-        <w:r>
-          <w:rPr>
-            <w:lang w:val="pt_PT" w:bidi="pt_PT"/>
-          </w:rPr>
-          <w:rPr>
-            <w:color w:val="0000EE"/>
-            <w:u w:val="single"/>
-          </w:rPr>
-          <w:t>Gálatas 5.6</w:t>
-        </w:r>
-      </w:hyperlink>
+      <w:r>
+        <w:rPr>
+          <w:lang w:val="pt_PT" w:bidi="pt_PT"/>
+        </w:rPr>
+        <w:t>Gálatas 5.6</w:t>
+      </w:r>
       <w:r>
         <w:rPr>
           <w:lang w:val="pt_PT" w:bidi="pt_PT"/>
@@ -2372,540 +1802,360 @@
           <w:lang w:val="pt_PT" w:bidi="pt_PT"/>
         </w:rPr>
       </w:r>
-      <w:hyperlink r:id="rId96">
-        <w:r>
-          <w:rPr>
-            <w:lang w:val="pt_PT" w:bidi="pt_PT"/>
-          </w:rPr>
-          <w:rPr>
-            <w:color w:val="0000EE"/>
-            <w:u w:val="single"/>
-          </w:rPr>
-          <w:t>Gênesis 17.1</w:t>
-        </w:r>
-      </w:hyperlink>
-      <w:r>
-        <w:rPr>
-          <w:lang w:val="pt_PT" w:bidi="pt_PT"/>
-        </w:rPr>
-        <w:t xml:space="preserve">; </w:t>
-      </w:r>
-      <w:hyperlink r:id="rId97">
-        <w:r>
-          <w:rPr>
-            <w:lang w:val="pt_PT" w:bidi="pt_PT"/>
-          </w:rPr>
-          <w:rPr>
-            <w:color w:val="0000EE"/>
-            <w:u w:val="single"/>
-          </w:rPr>
-          <w:t>22.1–19</w:t>
-        </w:r>
-      </w:hyperlink>
-      <w:r>
-        <w:rPr>
-          <w:lang w:val="pt_PT" w:bidi="pt_PT"/>
-        </w:rPr>
-        <w:t xml:space="preserve">; </w:t>
-      </w:r>
-      <w:hyperlink r:id="rId98">
-        <w:r>
-          <w:rPr>
-            <w:lang w:val="pt_PT" w:bidi="pt_PT"/>
-          </w:rPr>
-          <w:rPr>
-            <w:color w:val="0000EE"/>
-            <w:u w:val="single"/>
-          </w:rPr>
-          <w:t>Levítico 22.31</w:t>
-        </w:r>
-      </w:hyperlink>
-      <w:r>
-        <w:rPr>
-          <w:lang w:val="pt_PT" w:bidi="pt_PT"/>
-        </w:rPr>
-        <w:t xml:space="preserve">; </w:t>
-      </w:r>
-      <w:hyperlink r:id="rId99">
-        <w:r>
-          <w:rPr>
-            <w:lang w:val="pt_PT" w:bidi="pt_PT"/>
-          </w:rPr>
-          <w:rPr>
-            <w:color w:val="0000EE"/>
-            <w:u w:val="single"/>
-          </w:rPr>
-          <w:t>Habacuque 2.4</w:t>
-        </w:r>
-      </w:hyperlink>
-      <w:r>
-        <w:rPr>
-          <w:lang w:val="pt_PT" w:bidi="pt_PT"/>
-        </w:rPr>
-        <w:t xml:space="preserve">; </w:t>
-      </w:r>
-      <w:hyperlink r:id="rId62">
-        <w:r>
-          <w:rPr>
-            <w:lang w:val="pt_PT" w:bidi="pt_PT"/>
-          </w:rPr>
-          <w:rPr>
-            <w:color w:val="0000EE"/>
-            <w:u w:val="single"/>
-          </w:rPr>
-          <w:t>Mateus 3.2</w:t>
-        </w:r>
-      </w:hyperlink>
+      <w:r>
+        <w:rPr>
+          <w:lang w:val="pt_PT" w:bidi="pt_PT"/>
+        </w:rPr>
+        <w:t>Gênesis 17.1</w:t>
+      </w:r>
+      <w:r>
+        <w:rPr>
+          <w:lang w:val="pt_PT" w:bidi="pt_PT"/>
+        </w:rPr>
+        <w:t xml:space="preserve">; </w:t>
+      </w:r>
+      <w:r>
+        <w:rPr>
+          <w:lang w:val="pt_PT" w:bidi="pt_PT"/>
+        </w:rPr>
+        <w:t>22.1–19</w:t>
+      </w:r>
+      <w:r>
+        <w:rPr>
+          <w:lang w:val="pt_PT" w:bidi="pt_PT"/>
+        </w:rPr>
+        <w:t xml:space="preserve">; </w:t>
+      </w:r>
+      <w:r>
+        <w:rPr>
+          <w:lang w:val="pt_PT" w:bidi="pt_PT"/>
+        </w:rPr>
+        <w:t>Levítico 22.31</w:t>
+      </w:r>
+      <w:r>
+        <w:rPr>
+          <w:lang w:val="pt_PT" w:bidi="pt_PT"/>
+        </w:rPr>
+        <w:t xml:space="preserve">; </w:t>
+      </w:r>
+      <w:r>
+        <w:rPr>
+          <w:lang w:val="pt_PT" w:bidi="pt_PT"/>
+        </w:rPr>
+        <w:t>Habacuque 2.4</w:t>
+      </w:r>
+      <w:r>
+        <w:rPr>
+          <w:lang w:val="pt_PT" w:bidi="pt_PT"/>
+        </w:rPr>
+        <w:t xml:space="preserve">; </w:t>
+      </w:r>
+      <w:r>
+        <w:rPr>
+          <w:lang w:val="pt_PT" w:bidi="pt_PT"/>
+        </w:rPr>
+        <w:t>Mateus 3.2</w:t>
+      </w:r>
       <w:r>
         <w:rPr>
           <w:lang w:val="pt_PT" w:bidi="pt_PT"/>
         </w:rPr>
         <w:t>,</w:t>
       </w:r>
-      <w:hyperlink r:id="rId63">
-        <w:r>
-          <w:rPr>
-            <w:lang w:val="pt_PT" w:bidi="pt_PT"/>
-          </w:rPr>
-          <w:rPr>
-            <w:color w:val="0000EE"/>
-            <w:u w:val="single"/>
-          </w:rPr>
-          <w:t>8–10</w:t>
-        </w:r>
-      </w:hyperlink>
-      <w:r>
-        <w:rPr>
-          <w:lang w:val="pt_PT" w:bidi="pt_PT"/>
-        </w:rPr>
-        <w:t xml:space="preserve">; </w:t>
-      </w:r>
-      <w:hyperlink r:id="rId61">
-        <w:r>
-          <w:rPr>
-            <w:lang w:val="pt_PT" w:bidi="pt_PT"/>
-          </w:rPr>
-          <w:rPr>
-            <w:color w:val="0000EE"/>
-            <w:u w:val="single"/>
-          </w:rPr>
-          <w:t>4.17</w:t>
-        </w:r>
-      </w:hyperlink>
-      <w:r>
-        <w:rPr>
-          <w:lang w:val="pt_PT" w:bidi="pt_PT"/>
-        </w:rPr>
-        <w:t xml:space="preserve">; </w:t>
-      </w:r>
-      <w:hyperlink r:id="rId71">
-        <w:r>
-          <w:rPr>
-            <w:lang w:val="pt_PT" w:bidi="pt_PT"/>
-          </w:rPr>
-          <w:rPr>
-            <w:color w:val="0000EE"/>
-            <w:u w:val="single"/>
-          </w:rPr>
-          <w:t>5.3–12</w:t>
-        </w:r>
-      </w:hyperlink>
+      <w:r>
+        <w:rPr>
+          <w:lang w:val="pt_PT" w:bidi="pt_PT"/>
+        </w:rPr>
+        <w:t>8–10</w:t>
+      </w:r>
+      <w:r>
+        <w:rPr>
+          <w:lang w:val="pt_PT" w:bidi="pt_PT"/>
+        </w:rPr>
+        <w:t xml:space="preserve">; </w:t>
+      </w:r>
+      <w:r>
+        <w:rPr>
+          <w:lang w:val="pt_PT" w:bidi="pt_PT"/>
+        </w:rPr>
+        <w:t>4.17</w:t>
+      </w:r>
+      <w:r>
+        <w:rPr>
+          <w:lang w:val="pt_PT" w:bidi="pt_PT"/>
+        </w:rPr>
+        <w:t xml:space="preserve">; </w:t>
+      </w:r>
+      <w:r>
+        <w:rPr>
+          <w:lang w:val="pt_PT" w:bidi="pt_PT"/>
+        </w:rPr>
+        <w:t>5.3–12</w:t>
+      </w:r>
       <w:r>
         <w:rPr>
           <w:lang w:val="pt_PT" w:bidi="pt_PT"/>
         </w:rPr>
         <w:t>,</w:t>
       </w:r>
-      <w:hyperlink r:id="rId72">
-        <w:r>
-          <w:rPr>
-            <w:lang w:val="pt_PT" w:bidi="pt_PT"/>
-          </w:rPr>
-          <w:rPr>
-            <w:color w:val="0000EE"/>
-            <w:u w:val="single"/>
-          </w:rPr>
-          <w:t>20–48</w:t>
-        </w:r>
-      </w:hyperlink>
-      <w:r>
-        <w:rPr>
-          <w:lang w:val="pt_PT" w:bidi="pt_PT"/>
-        </w:rPr>
-        <w:t xml:space="preserve">; </w:t>
-      </w:r>
-      <w:hyperlink r:id="rId57">
-        <w:r>
-          <w:rPr>
-            <w:lang w:val="pt_PT" w:bidi="pt_PT"/>
-          </w:rPr>
-          <w:rPr>
-            <w:color w:val="0000EE"/>
-            <w:u w:val="single"/>
-          </w:rPr>
-          <w:t>7.13–27</w:t>
-        </w:r>
-      </w:hyperlink>
-      <w:r>
-        <w:rPr>
-          <w:lang w:val="pt_PT" w:bidi="pt_PT"/>
-        </w:rPr>
-        <w:t xml:space="preserve">; </w:t>
-      </w:r>
-      <w:hyperlink r:id="rId100">
-        <w:r>
-          <w:rPr>
-            <w:lang w:val="pt_PT" w:bidi="pt_PT"/>
-          </w:rPr>
-          <w:rPr>
-            <w:color w:val="0000EE"/>
-            <w:u w:val="single"/>
-          </w:rPr>
-          <w:t>10.32–33</w:t>
-        </w:r>
-      </w:hyperlink>
-      <w:r>
-        <w:rPr>
-          <w:lang w:val="pt_PT" w:bidi="pt_PT"/>
-        </w:rPr>
-        <w:t xml:space="preserve">; </w:t>
-      </w:r>
-      <w:hyperlink r:id="rId64">
-        <w:r>
-          <w:rPr>
-            <w:lang w:val="pt_PT" w:bidi="pt_PT"/>
-          </w:rPr>
-          <w:rPr>
-            <w:color w:val="0000EE"/>
-            <w:u w:val="single"/>
-          </w:rPr>
-          <w:t>11.20–24</w:t>
-        </w:r>
-      </w:hyperlink>
-      <w:r>
-        <w:rPr>
-          <w:lang w:val="pt_PT" w:bidi="pt_PT"/>
-        </w:rPr>
-        <w:t xml:space="preserve">; </w:t>
-      </w:r>
-      <w:hyperlink r:id="rId101">
-        <w:r>
-          <w:rPr>
-            <w:lang w:val="pt_PT" w:bidi="pt_PT"/>
-          </w:rPr>
-          <w:rPr>
-            <w:color w:val="0000EE"/>
-            <w:u w:val="single"/>
-          </w:rPr>
-          <w:t>12.33–42</w:t>
-        </w:r>
-      </w:hyperlink>
-      <w:r>
-        <w:rPr>
-          <w:lang w:val="pt_PT" w:bidi="pt_PT"/>
-        </w:rPr>
-        <w:t xml:space="preserve">; </w:t>
-      </w:r>
-      <w:hyperlink r:id="rId58">
-        <w:r>
-          <w:rPr>
-            <w:lang w:val="pt_PT" w:bidi="pt_PT"/>
-          </w:rPr>
-          <w:rPr>
-            <w:color w:val="0000EE"/>
-            <w:u w:val="single"/>
-          </w:rPr>
-          <w:t>13.3–9</w:t>
-        </w:r>
-      </w:hyperlink>
+      <w:r>
+        <w:rPr>
+          <w:lang w:val="pt_PT" w:bidi="pt_PT"/>
+        </w:rPr>
+        <w:t>20–48</w:t>
+      </w:r>
+      <w:r>
+        <w:rPr>
+          <w:lang w:val="pt_PT" w:bidi="pt_PT"/>
+        </w:rPr>
+        <w:t xml:space="preserve">; </w:t>
+      </w:r>
+      <w:r>
+        <w:rPr>
+          <w:lang w:val="pt_PT" w:bidi="pt_PT"/>
+        </w:rPr>
+        <w:t>7.13–27</w:t>
+      </w:r>
+      <w:r>
+        <w:rPr>
+          <w:lang w:val="pt_PT" w:bidi="pt_PT"/>
+        </w:rPr>
+        <w:t xml:space="preserve">; </w:t>
+      </w:r>
+      <w:r>
+        <w:rPr>
+          <w:lang w:val="pt_PT" w:bidi="pt_PT"/>
+        </w:rPr>
+        <w:t>10.32–33</w:t>
+      </w:r>
+      <w:r>
+        <w:rPr>
+          <w:lang w:val="pt_PT" w:bidi="pt_PT"/>
+        </w:rPr>
+        <w:t xml:space="preserve">; </w:t>
+      </w:r>
+      <w:r>
+        <w:rPr>
+          <w:lang w:val="pt_PT" w:bidi="pt_PT"/>
+        </w:rPr>
+        <w:t>11.20–24</w:t>
+      </w:r>
+      <w:r>
+        <w:rPr>
+          <w:lang w:val="pt_PT" w:bidi="pt_PT"/>
+        </w:rPr>
+        <w:t xml:space="preserve">; </w:t>
+      </w:r>
+      <w:r>
+        <w:rPr>
+          <w:lang w:val="pt_PT" w:bidi="pt_PT"/>
+        </w:rPr>
+        <w:t>12.33–42</w:t>
+      </w:r>
+      <w:r>
+        <w:rPr>
+          <w:lang w:val="pt_PT" w:bidi="pt_PT"/>
+        </w:rPr>
+        <w:t xml:space="preserve">; </w:t>
+      </w:r>
+      <w:r>
+        <w:rPr>
+          <w:lang w:val="pt_PT" w:bidi="pt_PT"/>
+        </w:rPr>
+        <w:t>13.3–9</w:t>
+      </w:r>
       <w:r>
         <w:rPr>
           <w:lang w:val="pt_PT" w:bidi="pt_PT"/>
         </w:rPr>
         <w:t>,</w:t>
       </w:r>
-      <w:hyperlink r:id="rId59">
-        <w:r>
-          <w:rPr>
-            <w:lang w:val="pt_PT" w:bidi="pt_PT"/>
-          </w:rPr>
-          <w:rPr>
-            <w:color w:val="0000EE"/>
-            <w:u w:val="single"/>
-          </w:rPr>
-          <w:t>18–23</w:t>
-        </w:r>
-      </w:hyperlink>
-      <w:r>
-        <w:rPr>
-          <w:lang w:val="pt_PT" w:bidi="pt_PT"/>
-        </w:rPr>
-        <w:t xml:space="preserve">; </w:t>
-      </w:r>
-      <w:hyperlink r:id="rId56">
-        <w:r>
-          <w:rPr>
-            <w:lang w:val="pt_PT" w:bidi="pt_PT"/>
-          </w:rPr>
-          <w:rPr>
-            <w:color w:val="0000EE"/>
-            <w:u w:val="single"/>
-          </w:rPr>
-          <w:t>15.15–20</w:t>
-        </w:r>
-      </w:hyperlink>
-      <w:r>
-        <w:rPr>
-          <w:lang w:val="pt_PT" w:bidi="pt_PT"/>
-        </w:rPr>
-        <w:t xml:space="preserve">; </w:t>
-      </w:r>
-      <w:hyperlink r:id="rId60">
-        <w:r>
-          <w:rPr>
-            <w:lang w:val="pt_PT" w:bidi="pt_PT"/>
-          </w:rPr>
-          <w:rPr>
-            <w:color w:val="0000EE"/>
-            <w:u w:val="single"/>
-          </w:rPr>
-          <w:t>16.27</w:t>
-        </w:r>
-      </w:hyperlink>
-      <w:r>
-        <w:rPr>
-          <w:lang w:val="pt_PT" w:bidi="pt_PT"/>
-        </w:rPr>
-        <w:t xml:space="preserve">; </w:t>
-      </w:r>
-      <w:hyperlink r:id="rId102">
-        <w:r>
-          <w:rPr>
-            <w:lang w:val="pt_PT" w:bidi="pt_PT"/>
-          </w:rPr>
-          <w:rPr>
-            <w:color w:val="0000EE"/>
-            <w:u w:val="single"/>
-          </w:rPr>
-          <w:t>25.31–46</w:t>
-        </w:r>
-      </w:hyperlink>
-      <w:r>
-        <w:rPr>
-          <w:lang w:val="pt_PT" w:bidi="pt_PT"/>
-        </w:rPr>
-        <w:t xml:space="preserve">; </w:t>
-      </w:r>
-      <w:hyperlink r:id="rId103">
-        <w:r>
-          <w:rPr>
-            <w:lang w:val="pt_PT" w:bidi="pt_PT"/>
-          </w:rPr>
-          <w:rPr>
-            <w:color w:val="0000EE"/>
-            <w:u w:val="single"/>
-          </w:rPr>
-          <w:t>João 15.2</w:t>
-        </w:r>
-      </w:hyperlink>
-      <w:r>
-        <w:rPr>
-          <w:lang w:val="pt_PT" w:bidi="pt_PT"/>
-        </w:rPr>
-        <w:t xml:space="preserve">; </w:t>
-      </w:r>
-      <w:hyperlink r:id="rId86">
-        <w:r>
-          <w:rPr>
-            <w:lang w:val="pt_PT" w:bidi="pt_PT"/>
-          </w:rPr>
-          <w:rPr>
-            <w:color w:val="0000EE"/>
-            <w:u w:val="single"/>
-          </w:rPr>
-          <w:t>Romanos 2.6</w:t>
-        </w:r>
-      </w:hyperlink>
-      <w:r>
-        <w:rPr>
-          <w:lang w:val="pt_PT" w:bidi="pt_PT"/>
-        </w:rPr>
-        <w:t xml:space="preserve">; </w:t>
-      </w:r>
-      <w:hyperlink r:id="rId66">
-        <w:r>
-          <w:rPr>
-            <w:lang w:val="pt_PT" w:bidi="pt_PT"/>
-          </w:rPr>
-          <w:rPr>
-            <w:color w:val="0000EE"/>
-            <w:u w:val="single"/>
-          </w:rPr>
-          <w:t>Gálatas 5.6</w:t>
-        </w:r>
-      </w:hyperlink>
+      <w:r>
+        <w:rPr>
+          <w:lang w:val="pt_PT" w:bidi="pt_PT"/>
+        </w:rPr>
+        <w:t>18–23</w:t>
+      </w:r>
+      <w:r>
+        <w:rPr>
+          <w:lang w:val="pt_PT" w:bidi="pt_PT"/>
+        </w:rPr>
+        <w:t xml:space="preserve">; </w:t>
+      </w:r>
+      <w:r>
+        <w:rPr>
+          <w:lang w:val="pt_PT" w:bidi="pt_PT"/>
+        </w:rPr>
+        <w:t>15.15–20</w:t>
+      </w:r>
+      <w:r>
+        <w:rPr>
+          <w:lang w:val="pt_PT" w:bidi="pt_PT"/>
+        </w:rPr>
+        <w:t xml:space="preserve">; </w:t>
+      </w:r>
+      <w:r>
+        <w:rPr>
+          <w:lang w:val="pt_PT" w:bidi="pt_PT"/>
+        </w:rPr>
+        <w:t>16.27</w:t>
+      </w:r>
+      <w:r>
+        <w:rPr>
+          <w:lang w:val="pt_PT" w:bidi="pt_PT"/>
+        </w:rPr>
+        <w:t xml:space="preserve">; </w:t>
+      </w:r>
+      <w:r>
+        <w:rPr>
+          <w:lang w:val="pt_PT" w:bidi="pt_PT"/>
+        </w:rPr>
+        <w:t>25.31–46</w:t>
+      </w:r>
+      <w:r>
+        <w:rPr>
+          <w:lang w:val="pt_PT" w:bidi="pt_PT"/>
+        </w:rPr>
+        <w:t xml:space="preserve">; </w:t>
+      </w:r>
+      <w:r>
+        <w:rPr>
+          <w:lang w:val="pt_PT" w:bidi="pt_PT"/>
+        </w:rPr>
+        <w:t>João 15.2</w:t>
+      </w:r>
+      <w:r>
+        <w:rPr>
+          <w:lang w:val="pt_PT" w:bidi="pt_PT"/>
+        </w:rPr>
+        <w:t xml:space="preserve">; </w:t>
+      </w:r>
+      <w:r>
+        <w:rPr>
+          <w:lang w:val="pt_PT" w:bidi="pt_PT"/>
+        </w:rPr>
+        <w:t>Romanos 2.6</w:t>
+      </w:r>
+      <w:r>
+        <w:rPr>
+          <w:lang w:val="pt_PT" w:bidi="pt_PT"/>
+        </w:rPr>
+        <w:t xml:space="preserve">; </w:t>
+      </w:r>
+      <w:r>
+        <w:rPr>
+          <w:lang w:val="pt_PT" w:bidi="pt_PT"/>
+        </w:rPr>
+        <w:t>Gálatas 5.6</w:t>
+      </w:r>
       <w:r>
         <w:rPr>
           <w:lang w:val="pt_PT" w:bidi="pt_PT"/>
         </w:rPr>
         <w:t>,</w:t>
       </w:r>
-      <w:hyperlink r:id="rId104">
-        <w:r>
-          <w:rPr>
-            <w:lang w:val="pt_PT" w:bidi="pt_PT"/>
-          </w:rPr>
-          <w:rPr>
-            <w:color w:val="0000EE"/>
-            <w:u w:val="single"/>
-          </w:rPr>
-          <w:t>16–26</w:t>
-        </w:r>
-      </w:hyperlink>
-      <w:r>
-        <w:rPr>
-          <w:lang w:val="pt_PT" w:bidi="pt_PT"/>
-        </w:rPr>
-        <w:t xml:space="preserve">; </w:t>
-      </w:r>
-      <w:hyperlink r:id="rId87">
-        <w:r>
-          <w:rPr>
-            <w:lang w:val="pt_PT" w:bidi="pt_PT"/>
-          </w:rPr>
-          <w:rPr>
-            <w:color w:val="0000EE"/>
-            <w:u w:val="single"/>
-          </w:rPr>
-          <w:t>6.5–10</w:t>
-        </w:r>
-      </w:hyperlink>
-      <w:r>
-        <w:rPr>
-          <w:lang w:val="pt_PT" w:bidi="pt_PT"/>
-        </w:rPr>
-        <w:t xml:space="preserve">; </w:t>
-      </w:r>
-      <w:hyperlink r:id="rId105">
-        <w:r>
-          <w:rPr>
-            <w:lang w:val="pt_PT" w:bidi="pt_PT"/>
-          </w:rPr>
-          <w:rPr>
-            <w:color w:val="0000EE"/>
-            <w:u w:val="single"/>
-          </w:rPr>
-          <w:t>Efésios 2.8–10</w:t>
-        </w:r>
-      </w:hyperlink>
-      <w:r>
-        <w:rPr>
-          <w:lang w:val="pt_PT" w:bidi="pt_PT"/>
-        </w:rPr>
-        <w:t xml:space="preserve">; </w:t>
-      </w:r>
-      <w:hyperlink r:id="rId106">
-        <w:r>
-          <w:rPr>
-            <w:lang w:val="pt_PT" w:bidi="pt_PT"/>
-          </w:rPr>
-          <w:rPr>
-            <w:color w:val="0000EE"/>
-            <w:u w:val="single"/>
-          </w:rPr>
-          <w:t>5.3–9</w:t>
-        </w:r>
-      </w:hyperlink>
-      <w:r>
-        <w:rPr>
-          <w:lang w:val="pt_PT" w:bidi="pt_PT"/>
-        </w:rPr>
-        <w:t xml:space="preserve">; </w:t>
-      </w:r>
-      <w:hyperlink r:id="rId88">
-        <w:r>
-          <w:rPr>
-            <w:lang w:val="pt_PT" w:bidi="pt_PT"/>
-          </w:rPr>
-          <w:rPr>
-            <w:color w:val="0000EE"/>
-            <w:u w:val="single"/>
-          </w:rPr>
-          <w:t>Filipenses 2.12–13</w:t>
-        </w:r>
-      </w:hyperlink>
-      <w:r>
-        <w:rPr>
-          <w:lang w:val="pt_PT" w:bidi="pt_PT"/>
-        </w:rPr>
-        <w:t xml:space="preserve">; </w:t>
-      </w:r>
-      <w:hyperlink r:id="rId107">
-        <w:r>
-          <w:rPr>
-            <w:lang w:val="pt_PT" w:bidi="pt_PT"/>
-          </w:rPr>
-          <w:rPr>
-            <w:color w:val="0000EE"/>
-            <w:u w:val="single"/>
-          </w:rPr>
-          <w:t>Hebreus 11.1–40</w:t>
-        </w:r>
-      </w:hyperlink>
-      <w:r>
-        <w:rPr>
-          <w:lang w:val="pt_PT" w:bidi="pt_PT"/>
-        </w:rPr>
-        <w:t xml:space="preserve">; </w:t>
-      </w:r>
-      <w:hyperlink r:id="rId76">
-        <w:r>
-          <w:rPr>
-            <w:lang w:val="pt_PT" w:bidi="pt_PT"/>
-          </w:rPr>
-          <w:rPr>
-            <w:color w:val="0000EE"/>
-            <w:u w:val="single"/>
-          </w:rPr>
-          <w:t>Tiago 2.14–26</w:t>
-        </w:r>
-      </w:hyperlink>
-      <w:r>
-        <w:rPr>
-          <w:lang w:val="pt_PT" w:bidi="pt_PT"/>
-        </w:rPr>
-        <w:t xml:space="preserve">; </w:t>
-      </w:r>
-      <w:hyperlink r:id="rId69">
-        <w:r>
-          <w:rPr>
-            <w:lang w:val="pt_PT" w:bidi="pt_PT"/>
-          </w:rPr>
-          <w:rPr>
-            <w:color w:val="0000EE"/>
-            <w:u w:val="single"/>
-          </w:rPr>
-          <w:t>1 João 1.5–10</w:t>
-        </w:r>
-      </w:hyperlink>
-      <w:r>
-        <w:rPr>
-          <w:lang w:val="pt_PT" w:bidi="pt_PT"/>
-        </w:rPr>
-        <w:t xml:space="preserve">; </w:t>
-      </w:r>
-      <w:hyperlink r:id="rId108">
-        <w:r>
-          <w:rPr>
-            <w:lang w:val="pt_PT" w:bidi="pt_PT"/>
-          </w:rPr>
-          <w:rPr>
-            <w:color w:val="0000EE"/>
-            <w:u w:val="single"/>
-          </w:rPr>
-          <w:t>Apocalipse 21.6–8</w:t>
-        </w:r>
-      </w:hyperlink>
+      <w:r>
+        <w:rPr>
+          <w:lang w:val="pt_PT" w:bidi="pt_PT"/>
+        </w:rPr>
+        <w:t>16–26</w:t>
+      </w:r>
+      <w:r>
+        <w:rPr>
+          <w:lang w:val="pt_PT" w:bidi="pt_PT"/>
+        </w:rPr>
+        <w:t xml:space="preserve">; </w:t>
+      </w:r>
+      <w:r>
+        <w:rPr>
+          <w:lang w:val="pt_PT" w:bidi="pt_PT"/>
+        </w:rPr>
+        <w:t>6.5–10</w:t>
+      </w:r>
+      <w:r>
+        <w:rPr>
+          <w:lang w:val="pt_PT" w:bidi="pt_PT"/>
+        </w:rPr>
+        <w:t xml:space="preserve">; </w:t>
+      </w:r>
+      <w:r>
+        <w:rPr>
+          <w:lang w:val="pt_PT" w:bidi="pt_PT"/>
+        </w:rPr>
+        <w:t>Efésios 2.8–10</w:t>
+      </w:r>
+      <w:r>
+        <w:rPr>
+          <w:lang w:val="pt_PT" w:bidi="pt_PT"/>
+        </w:rPr>
+        <w:t xml:space="preserve">; </w:t>
+      </w:r>
+      <w:r>
+        <w:rPr>
+          <w:lang w:val="pt_PT" w:bidi="pt_PT"/>
+        </w:rPr>
+        <w:t>5.3–9</w:t>
+      </w:r>
+      <w:r>
+        <w:rPr>
+          <w:lang w:val="pt_PT" w:bidi="pt_PT"/>
+        </w:rPr>
+        <w:t xml:space="preserve">; </w:t>
+      </w:r>
+      <w:r>
+        <w:rPr>
+          <w:lang w:val="pt_PT" w:bidi="pt_PT"/>
+        </w:rPr>
+        <w:t>Filipenses 2.12–13</w:t>
+      </w:r>
+      <w:r>
+        <w:rPr>
+          <w:lang w:val="pt_PT" w:bidi="pt_PT"/>
+        </w:rPr>
+        <w:t xml:space="preserve">; </w:t>
+      </w:r>
+      <w:r>
+        <w:rPr>
+          <w:lang w:val="pt_PT" w:bidi="pt_PT"/>
+        </w:rPr>
+        <w:t>Hebreus 11.1–40</w:t>
+      </w:r>
+      <w:r>
+        <w:rPr>
+          <w:lang w:val="pt_PT" w:bidi="pt_PT"/>
+        </w:rPr>
+        <w:t xml:space="preserve">; </w:t>
+      </w:r>
+      <w:r>
+        <w:rPr>
+          <w:lang w:val="pt_PT" w:bidi="pt_PT"/>
+        </w:rPr>
+        <w:t>Tiago 2.14–26</w:t>
+      </w:r>
+      <w:r>
+        <w:rPr>
+          <w:lang w:val="pt_PT" w:bidi="pt_PT"/>
+        </w:rPr>
+        <w:t xml:space="preserve">; </w:t>
+      </w:r>
+      <w:r>
+        <w:rPr>
+          <w:lang w:val="pt_PT" w:bidi="pt_PT"/>
+        </w:rPr>
+        <w:t>1 João 1.5–10</w:t>
+      </w:r>
+      <w:r>
+        <w:rPr>
+          <w:lang w:val="pt_PT" w:bidi="pt_PT"/>
+        </w:rPr>
+        <w:t xml:space="preserve">; </w:t>
+      </w:r>
+      <w:r>
+        <w:rPr>
+          <w:lang w:val="pt_PT" w:bidi="pt_PT"/>
+        </w:rPr>
+        <w:t>Apocalipse 21.6–8</w:t>
+      </w:r>
       <w:r>
         <w:rPr>
           <w:lang w:val="pt_PT" w:bidi="pt_PT"/>
@@ -2954,180 +2204,120 @@
         </w:rPr>
         <w:t>A fome ocorreu cedo na vida dos patriarcas Abraão e Isaque (</w:t>
       </w:r>
-      <w:hyperlink r:id="rId109">
-        <w:r>
-          <w:rPr>
-            <w:lang w:val="pt_PT" w:bidi="pt_PT"/>
-          </w:rPr>
-          <w:rPr>
-            <w:color w:val="0000EE"/>
-            <w:u w:val="single"/>
-          </w:rPr>
-          <w:t>Gênesis 12.10</w:t>
-        </w:r>
-      </w:hyperlink>
-      <w:r>
-        <w:rPr>
-          <w:lang w:val="pt_PT" w:bidi="pt_PT"/>
-        </w:rPr>
-        <w:t xml:space="preserve">; </w:t>
-      </w:r>
-      <w:hyperlink r:id="rId110">
-        <w:r>
-          <w:rPr>
-            <w:lang w:val="pt_PT" w:bidi="pt_PT"/>
-          </w:rPr>
-          <w:rPr>
-            <w:color w:val="0000EE"/>
-            <w:u w:val="single"/>
-          </w:rPr>
-          <w:t>26.1</w:t>
-        </w:r>
-      </w:hyperlink>
+      <w:r>
+        <w:rPr>
+          <w:lang w:val="pt_PT" w:bidi="pt_PT"/>
+        </w:rPr>
+        <w:t>Gênesis 12.10</w:t>
+      </w:r>
+      <w:r>
+        <w:rPr>
+          <w:lang w:val="pt_PT" w:bidi="pt_PT"/>
+        </w:rPr>
+        <w:t xml:space="preserve">; </w:t>
+      </w:r>
+      <w:r>
+        <w:rPr>
+          <w:lang w:val="pt_PT" w:bidi="pt_PT"/>
+        </w:rPr>
+        <w:t>26.1</w:t>
+      </w:r>
       <w:r>
         <w:rPr>
           <w:lang w:val="pt_PT" w:bidi="pt_PT"/>
         </w:rPr>
         <w:t>). Quando a família do patriarca Jacó enfrentou a fome, Deus já havia colocado seu filho José no Egito para ajudar o povo de Deus a superar a crise (</w:t>
       </w:r>
-      <w:hyperlink r:id="rId111">
-        <w:r>
-          <w:rPr>
-            <w:lang w:val="pt_PT" w:bidi="pt_PT"/>
-          </w:rPr>
-          <w:rPr>
-            <w:color w:val="0000EE"/>
-            <w:u w:val="single"/>
-          </w:rPr>
-          <w:t>41.56–42.5</w:t>
-        </w:r>
-      </w:hyperlink>
-      <w:r>
-        <w:rPr>
-          <w:lang w:val="pt_PT" w:bidi="pt_PT"/>
-        </w:rPr>
-        <w:t xml:space="preserve">; </w:t>
-      </w:r>
-      <w:hyperlink r:id="rId112">
-        <w:r>
-          <w:rPr>
-            <w:lang w:val="pt_PT" w:bidi="pt_PT"/>
-          </w:rPr>
-          <w:rPr>
-            <w:color w:val="0000EE"/>
-            <w:u w:val="single"/>
-          </w:rPr>
-          <w:t>45.5</w:t>
-        </w:r>
-      </w:hyperlink>
+      <w:r>
+        <w:rPr>
+          <w:lang w:val="pt_PT" w:bidi="pt_PT"/>
+        </w:rPr>
+        <w:t>41.56–42.5</w:t>
+      </w:r>
+      <w:r>
+        <w:rPr>
+          <w:lang w:val="pt_PT" w:bidi="pt_PT"/>
+        </w:rPr>
+        <w:t xml:space="preserve">; </w:t>
+      </w:r>
+      <w:r>
+        <w:rPr>
+          <w:lang w:val="pt_PT" w:bidi="pt_PT"/>
+        </w:rPr>
+        <w:t>45.5</w:t>
+      </w:r>
       <w:r>
         <w:rPr>
           <w:lang w:val="pt_PT" w:bidi="pt_PT"/>
         </w:rPr>
         <w:t>,</w:t>
       </w:r>
-      <w:hyperlink r:id="rId113">
-        <w:r>
-          <w:rPr>
-            <w:lang w:val="pt_PT" w:bidi="pt_PT"/>
-          </w:rPr>
-          <w:rPr>
-            <w:color w:val="0000EE"/>
-            <w:u w:val="single"/>
-          </w:rPr>
-          <w:t>7</w:t>
-        </w:r>
-      </w:hyperlink>
+      <w:r>
+        <w:rPr>
+          <w:lang w:val="pt_PT" w:bidi="pt_PT"/>
+        </w:rPr>
+        <w:t>7</w:t>
+      </w:r>
       <w:r>
         <w:rPr>
           <w:lang w:val="pt_PT" w:bidi="pt_PT"/>
         </w:rPr>
         <w:t xml:space="preserve">). Esta fome foi muito severa. No entanto, fomes eram comuns no mundo antigo (veja </w:t>
       </w:r>
-      <w:hyperlink r:id="rId114">
-        <w:r>
-          <w:rPr>
-            <w:lang w:val="pt_PT" w:bidi="pt_PT"/>
-          </w:rPr>
-          <w:rPr>
-            <w:color w:val="0000EE"/>
-            <w:u w:val="single"/>
-          </w:rPr>
-          <w:t>Rute 1.1</w:t>
-        </w:r>
-      </w:hyperlink>
-      <w:r>
-        <w:rPr>
-          <w:lang w:val="pt_PT" w:bidi="pt_PT"/>
-        </w:rPr>
-        <w:t xml:space="preserve">; </w:t>
-      </w:r>
-      <w:hyperlink r:id="rId115">
-        <w:r>
-          <w:rPr>
-            <w:lang w:val="pt_PT" w:bidi="pt_PT"/>
-          </w:rPr>
-          <w:rPr>
-            <w:color w:val="0000EE"/>
-            <w:u w:val="single"/>
-          </w:rPr>
-          <w:t>2 Samuel 21.1</w:t>
-        </w:r>
-      </w:hyperlink>
-      <w:r>
-        <w:rPr>
-          <w:lang w:val="pt_PT" w:bidi="pt_PT"/>
-        </w:rPr>
-        <w:t xml:space="preserve">; </w:t>
-      </w:r>
-      <w:hyperlink r:id="rId116">
-        <w:r>
-          <w:rPr>
-            <w:lang w:val="pt_PT" w:bidi="pt_PT"/>
-          </w:rPr>
-          <w:rPr>
-            <w:color w:val="0000EE"/>
-            <w:u w:val="single"/>
-          </w:rPr>
-          <w:t>1 Reis 18.1–2</w:t>
-        </w:r>
-      </w:hyperlink>
-      <w:r>
-        <w:rPr>
-          <w:lang w:val="pt_PT" w:bidi="pt_PT"/>
-        </w:rPr>
-        <w:t xml:space="preserve">; </w:t>
-      </w:r>
-      <w:hyperlink r:id="rId117">
-        <w:r>
-          <w:rPr>
-            <w:lang w:val="pt_PT" w:bidi="pt_PT"/>
-          </w:rPr>
-          <w:rPr>
-            <w:color w:val="0000EE"/>
-            <w:u w:val="single"/>
-          </w:rPr>
-          <w:t>Ageu 1.1–11</w:t>
-        </w:r>
-      </w:hyperlink>
-      <w:r>
-        <w:rPr>
-          <w:lang w:val="pt_PT" w:bidi="pt_PT"/>
-        </w:rPr>
-        <w:t xml:space="preserve">; </w:t>
-      </w:r>
-      <w:hyperlink r:id="rId118">
-        <w:r>
-          <w:rPr>
-            <w:lang w:val="pt_PT" w:bidi="pt_PT"/>
-          </w:rPr>
-          <w:rPr>
-            <w:color w:val="0000EE"/>
-            <w:u w:val="single"/>
-          </w:rPr>
-          <w:t>Atos 11.28</w:t>
-        </w:r>
-      </w:hyperlink>
+      <w:r>
+        <w:rPr>
+          <w:lang w:val="pt_PT" w:bidi="pt_PT"/>
+        </w:rPr>
+        <w:t>Rute 1.1</w:t>
+      </w:r>
+      <w:r>
+        <w:rPr>
+          <w:lang w:val="pt_PT" w:bidi="pt_PT"/>
+        </w:rPr>
+        <w:t xml:space="preserve">; </w:t>
+      </w:r>
+      <w:r>
+        <w:rPr>
+          <w:lang w:val="pt_PT" w:bidi="pt_PT"/>
+        </w:rPr>
+        <w:t>2 Samuel 21.1</w:t>
+      </w:r>
+      <w:r>
+        <w:rPr>
+          <w:lang w:val="pt_PT" w:bidi="pt_PT"/>
+        </w:rPr>
+        <w:t xml:space="preserve">; </w:t>
+      </w:r>
+      <w:r>
+        <w:rPr>
+          <w:lang w:val="pt_PT" w:bidi="pt_PT"/>
+        </w:rPr>
+        <w:t>1 Reis 18.1–2</w:t>
+      </w:r>
+      <w:r>
+        <w:rPr>
+          <w:lang w:val="pt_PT" w:bidi="pt_PT"/>
+        </w:rPr>
+        <w:t xml:space="preserve">; </w:t>
+      </w:r>
+      <w:r>
+        <w:rPr>
+          <w:lang w:val="pt_PT" w:bidi="pt_PT"/>
+        </w:rPr>
+        <w:t>Ageu 1.1–11</w:t>
+      </w:r>
+      <w:r>
+        <w:rPr>
+          <w:lang w:val="pt_PT" w:bidi="pt_PT"/>
+        </w:rPr>
+        <w:t xml:space="preserve">; </w:t>
+      </w:r>
+      <w:r>
+        <w:rPr>
+          <w:lang w:val="pt_PT" w:bidi="pt_PT"/>
+        </w:rPr>
+        <w:t>Atos 11.28</w:t>
+      </w:r>
       <w:r>
         <w:rPr>
           <w:lang w:val="pt_PT" w:bidi="pt_PT"/>
@@ -3148,144 +2338,96 @@
         </w:rPr>
         <w:t>A fome era um desastre terrível nas sociedades agrícolas. Seca, falha nas colheitas ou cerco poderiam causá-la (</w:t>
       </w:r>
-      <w:hyperlink r:id="rId119">
-        <w:r>
-          <w:rPr>
-            <w:lang w:val="pt_PT" w:bidi="pt_PT"/>
-          </w:rPr>
-          <w:rPr>
-            <w:color w:val="0000EE"/>
-            <w:u w:val="single"/>
-          </w:rPr>
-          <w:t>2 Reis 25.1–30</w:t>
-        </w:r>
-      </w:hyperlink>
+      <w:r>
+        <w:rPr>
+          <w:lang w:val="pt_PT" w:bidi="pt_PT"/>
+        </w:rPr>
+        <w:t>2 Reis 25.1–30</w:t>
+      </w:r>
       <w:r>
         <w:rPr>
           <w:lang w:val="pt_PT" w:bidi="pt_PT"/>
         </w:rPr>
         <w:t>). A fome muitas vezes vinha acompanhada de doenças ou guerra, afetando muitos níveis da sociedade (</w:t>
       </w:r>
-      <w:hyperlink r:id="rId120">
-        <w:r>
-          <w:rPr>
-            <w:lang w:val="pt_PT" w:bidi="pt_PT"/>
-          </w:rPr>
-          <w:rPr>
-            <w:color w:val="0000EE"/>
-            <w:u w:val="single"/>
-          </w:rPr>
-          <w:t>Jeremias 14.12</w:t>
-        </w:r>
-      </w:hyperlink>
+      <w:r>
+        <w:rPr>
+          <w:lang w:val="pt_PT" w:bidi="pt_PT"/>
+        </w:rPr>
+        <w:t>Jeremias 14.12</w:t>
+      </w:r>
       <w:r>
         <w:rPr>
           <w:lang w:val="pt_PT" w:bidi="pt_PT"/>
         </w:rPr>
         <w:t>). Isso incluía os animais (</w:t>
       </w:r>
-      <w:hyperlink r:id="rId121">
-        <w:r>
-          <w:rPr>
-            <w:lang w:val="pt_PT" w:bidi="pt_PT"/>
-          </w:rPr>
-          <w:rPr>
-            <w:color w:val="0000EE"/>
-            <w:u w:val="single"/>
-          </w:rPr>
-          <w:t>Joel 1.20</w:t>
-        </w:r>
-      </w:hyperlink>
+      <w:r>
+        <w:rPr>
+          <w:lang w:val="pt_PT" w:bidi="pt_PT"/>
+        </w:rPr>
+        <w:t>Joel 1.20</w:t>
+      </w:r>
       <w:r>
         <w:rPr>
           <w:lang w:val="pt_PT" w:bidi="pt_PT"/>
         </w:rPr>
         <w:t>). As pessoas dependiam da chuva, então algumas armazenavam alimentos para se preparar para a fome (</w:t>
       </w:r>
-      <w:hyperlink r:id="rId122">
-        <w:r>
-          <w:rPr>
-            <w:lang w:val="pt_PT" w:bidi="pt_PT"/>
-          </w:rPr>
-          <w:rPr>
-            <w:color w:val="0000EE"/>
-            <w:u w:val="single"/>
-          </w:rPr>
-          <w:t>Gênesis 41.33–36</w:t>
-        </w:r>
-      </w:hyperlink>
-      <w:r>
-        <w:rPr>
-          <w:lang w:val="pt_PT" w:bidi="pt_PT"/>
-        </w:rPr>
-        <w:t xml:space="preserve">; </w:t>
-      </w:r>
-      <w:hyperlink r:id="rId123">
-        <w:r>
-          <w:rPr>
-            <w:lang w:val="pt_PT" w:bidi="pt_PT"/>
-          </w:rPr>
-          <w:rPr>
-            <w:color w:val="0000EE"/>
-            <w:u w:val="single"/>
-          </w:rPr>
-          <w:t>47.23–24</w:t>
-        </w:r>
-      </w:hyperlink>
+      <w:r>
+        <w:rPr>
+          <w:lang w:val="pt_PT" w:bidi="pt_PT"/>
+        </w:rPr>
+        <w:t>Gênesis 41.33–36</w:t>
+      </w:r>
+      <w:r>
+        <w:rPr>
+          <w:lang w:val="pt_PT" w:bidi="pt_PT"/>
+        </w:rPr>
+        <w:t xml:space="preserve">; </w:t>
+      </w:r>
+      <w:r>
+        <w:rPr>
+          <w:lang w:val="pt_PT" w:bidi="pt_PT"/>
+        </w:rPr>
+        <w:t>47.23–24</w:t>
+      </w:r>
       <w:r>
         <w:rPr>
           <w:lang w:val="pt_PT" w:bidi="pt_PT"/>
         </w:rPr>
         <w:t xml:space="preserve">; compare </w:t>
       </w:r>
-      <w:hyperlink r:id="rId124">
-        <w:r>
-          <w:rPr>
-            <w:lang w:val="pt_PT" w:bidi="pt_PT"/>
-          </w:rPr>
-          <w:rPr>
-            <w:color w:val="0000EE"/>
-            <w:u w:val="single"/>
-          </w:rPr>
-          <w:t>1 Crônicas 26.15</w:t>
-        </w:r>
-      </w:hyperlink>
-      <w:r>
-        <w:rPr>
-          <w:lang w:val="pt_PT" w:bidi="pt_PT"/>
-        </w:rPr>
-        <w:t xml:space="preserve">; </w:t>
-      </w:r>
-      <w:hyperlink r:id="rId125">
-        <w:r>
-          <w:rPr>
-            <w:lang w:val="pt_PT" w:bidi="pt_PT"/>
-          </w:rPr>
-          <w:rPr>
-            <w:color w:val="0000EE"/>
-            <w:u w:val="single"/>
-          </w:rPr>
-          <w:t>2 Crônicas 31.11</w:t>
-        </w:r>
-      </w:hyperlink>
-      <w:r>
-        <w:rPr>
-          <w:lang w:val="pt_PT" w:bidi="pt_PT"/>
-        </w:rPr>
-        <w:t xml:space="preserve">; </w:t>
-      </w:r>
-      <w:hyperlink r:id="rId126">
-        <w:r>
-          <w:rPr>
-            <w:lang w:val="pt_PT" w:bidi="pt_PT"/>
-          </w:rPr>
-          <w:rPr>
-            <w:color w:val="0000EE"/>
-            <w:u w:val="single"/>
-          </w:rPr>
-          <w:t>Neemias 10.37–39</w:t>
-        </w:r>
-      </w:hyperlink>
+      <w:r>
+        <w:rPr>
+          <w:lang w:val="pt_PT" w:bidi="pt_PT"/>
+        </w:rPr>
+        <w:t>1 Crônicas 26.15</w:t>
+      </w:r>
+      <w:r>
+        <w:rPr>
+          <w:lang w:val="pt_PT" w:bidi="pt_PT"/>
+        </w:rPr>
+        <w:t xml:space="preserve">; </w:t>
+      </w:r>
+      <w:r>
+        <w:rPr>
+          <w:lang w:val="pt_PT" w:bidi="pt_PT"/>
+        </w:rPr>
+        <w:t>2 Crônicas 31.11</w:t>
+      </w:r>
+      <w:r>
+        <w:rPr>
+          <w:lang w:val="pt_PT" w:bidi="pt_PT"/>
+        </w:rPr>
+        <w:t xml:space="preserve">; </w:t>
+      </w:r>
+      <w:r>
+        <w:rPr>
+          <w:lang w:val="pt_PT" w:bidi="pt_PT"/>
+        </w:rPr>
+        <w:t>Neemias 10.37–39</w:t>
+      </w:r>
       <w:r>
         <w:rPr>
           <w:lang w:val="pt_PT" w:bidi="pt_PT"/>
@@ -3306,126 +2448,84 @@
         </w:rPr>
         <w:t>Quando não havia comida suficiente, muitas coisas ruins aconteceram (</w:t>
       </w:r>
-      <w:hyperlink r:id="rId109">
-        <w:r>
-          <w:rPr>
-            <w:lang w:val="pt_PT" w:bidi="pt_PT"/>
-          </w:rPr>
-          <w:rPr>
-            <w:color w:val="0000EE"/>
-            <w:u w:val="single"/>
-          </w:rPr>
-          <w:t>Gênesis 12.10</w:t>
-        </w:r>
-      </w:hyperlink>
-      <w:r>
-        <w:rPr>
-          <w:lang w:val="pt_PT" w:bidi="pt_PT"/>
-        </w:rPr>
-        <w:t xml:space="preserve">; </w:t>
-      </w:r>
-      <w:hyperlink r:id="rId110">
-        <w:r>
-          <w:rPr>
-            <w:lang w:val="pt_PT" w:bidi="pt_PT"/>
-          </w:rPr>
-          <w:rPr>
-            <w:color w:val="0000EE"/>
-            <w:u w:val="single"/>
-          </w:rPr>
-          <w:t>26.1</w:t>
-        </w:r>
-      </w:hyperlink>
-      <w:r>
-        <w:rPr>
-          <w:lang w:val="pt_PT" w:bidi="pt_PT"/>
-        </w:rPr>
-        <w:t xml:space="preserve">; </w:t>
-      </w:r>
-      <w:hyperlink r:id="rId127">
-        <w:r>
-          <w:rPr>
-            <w:lang w:val="pt_PT" w:bidi="pt_PT"/>
-          </w:rPr>
-          <w:rPr>
-            <w:color w:val="0000EE"/>
-            <w:u w:val="single"/>
-          </w:rPr>
-          <w:t>2 Reis 6.24–29</w:t>
-        </w:r>
-      </w:hyperlink>
-      <w:r>
-        <w:rPr>
-          <w:lang w:val="pt_PT" w:bidi="pt_PT"/>
-        </w:rPr>
-        <w:t xml:space="preserve">; </w:t>
-      </w:r>
-      <w:hyperlink r:id="rId128">
-        <w:r>
-          <w:rPr>
-            <w:lang w:val="pt_PT" w:bidi="pt_PT"/>
-          </w:rPr>
-          <w:rPr>
-            <w:color w:val="0000EE"/>
-            <w:u w:val="single"/>
-          </w:rPr>
-          <w:t>Neemias 5.1–3</w:t>
-        </w:r>
-      </w:hyperlink>
-      <w:r>
-        <w:rPr>
-          <w:lang w:val="pt_PT" w:bidi="pt_PT"/>
-        </w:rPr>
-        <w:t xml:space="preserve">; </w:t>
-      </w:r>
-      <w:hyperlink r:id="rId129">
-        <w:r>
-          <w:rPr>
-            <w:lang w:val="pt_PT" w:bidi="pt_PT"/>
-          </w:rPr>
-          <w:rPr>
-            <w:color w:val="0000EE"/>
-            <w:u w:val="single"/>
-          </w:rPr>
-          <w:t>Jeremias 19.9</w:t>
-        </w:r>
-      </w:hyperlink>
-      <w:r>
-        <w:rPr>
-          <w:lang w:val="pt_PT" w:bidi="pt_PT"/>
-        </w:rPr>
-        <w:t xml:space="preserve">; </w:t>
-      </w:r>
-      <w:hyperlink r:id="rId130">
-        <w:r>
-          <w:rPr>
-            <w:lang w:val="pt_PT" w:bidi="pt_PT"/>
-          </w:rPr>
-          <w:rPr>
-            <w:color w:val="0000EE"/>
-            <w:u w:val="single"/>
-          </w:rPr>
-          <w:t>Lamentações 2.20–21</w:t>
-        </w:r>
-      </w:hyperlink>
-      <w:r>
-        <w:rPr>
-          <w:lang w:val="pt_PT" w:bidi="pt_PT"/>
-        </w:rPr>
-        <w:t xml:space="preserve">; </w:t>
-      </w:r>
-      <w:hyperlink r:id="rId131">
-        <w:r>
-          <w:rPr>
-            <w:lang w:val="pt_PT" w:bidi="pt_PT"/>
-          </w:rPr>
-          <w:rPr>
-            <w:color w:val="0000EE"/>
-            <w:u w:val="single"/>
-          </w:rPr>
-          <w:t>4.8–10</w:t>
-        </w:r>
-      </w:hyperlink>
+      <w:r>
+        <w:rPr>
+          <w:lang w:val="pt_PT" w:bidi="pt_PT"/>
+        </w:rPr>
+        <w:t>Gênesis 12.10</w:t>
+      </w:r>
+      <w:r>
+        <w:rPr>
+          <w:lang w:val="pt_PT" w:bidi="pt_PT"/>
+        </w:rPr>
+        <w:t xml:space="preserve">; </w:t>
+      </w:r>
+      <w:r>
+        <w:rPr>
+          <w:lang w:val="pt_PT" w:bidi="pt_PT"/>
+        </w:rPr>
+        <w:t>26.1</w:t>
+      </w:r>
+      <w:r>
+        <w:rPr>
+          <w:lang w:val="pt_PT" w:bidi="pt_PT"/>
+        </w:rPr>
+        <w:t xml:space="preserve">; </w:t>
+      </w:r>
+      <w:r>
+        <w:rPr>
+          <w:lang w:val="pt_PT" w:bidi="pt_PT"/>
+        </w:rPr>
+        <w:t>2 Reis 6.24–29</w:t>
+      </w:r>
+      <w:r>
+        <w:rPr>
+          <w:lang w:val="pt_PT" w:bidi="pt_PT"/>
+        </w:rPr>
+        <w:t xml:space="preserve">; </w:t>
+      </w:r>
+      <w:r>
+        <w:rPr>
+          <w:lang w:val="pt_PT" w:bidi="pt_PT"/>
+        </w:rPr>
+        <w:t>Neemias 5.1–3</w:t>
+      </w:r>
+      <w:r>
+        <w:rPr>
+          <w:lang w:val="pt_PT" w:bidi="pt_PT"/>
+        </w:rPr>
+        <w:t xml:space="preserve">; </w:t>
+      </w:r>
+      <w:r>
+        <w:rPr>
+          <w:lang w:val="pt_PT" w:bidi="pt_PT"/>
+        </w:rPr>
+        <w:t>Jeremias 19.9</w:t>
+      </w:r>
+      <w:r>
+        <w:rPr>
+          <w:lang w:val="pt_PT" w:bidi="pt_PT"/>
+        </w:rPr>
+        <w:t xml:space="preserve">; </w:t>
+      </w:r>
+      <w:r>
+        <w:rPr>
+          <w:lang w:val="pt_PT" w:bidi="pt_PT"/>
+        </w:rPr>
+        <w:t>Lamentações 2.20–21</w:t>
+      </w:r>
+      <w:r>
+        <w:rPr>
+          <w:lang w:val="pt_PT" w:bidi="pt_PT"/>
+        </w:rPr>
+        <w:t xml:space="preserve">; </w:t>
+      </w:r>
+      <w:r>
+        <w:rPr>
+          <w:lang w:val="pt_PT" w:bidi="pt_PT"/>
+        </w:rPr>
+        <w:t>4.8–10</w:t>
+      </w:r>
       <w:r>
         <w:rPr>
           <w:lang w:val="pt_PT" w:bidi="pt_PT"/>
@@ -3554,144 +2654,96 @@
         </w:rPr>
         <w:t>Às vezes, as pessoas viam a fome como um castigo de Deus contra os israelitas (</w:t>
       </w:r>
-      <w:hyperlink r:id="rId132">
-        <w:r>
-          <w:rPr>
-            <w:lang w:val="pt_PT" w:bidi="pt_PT"/>
-          </w:rPr>
-          <w:rPr>
-            <w:color w:val="0000EE"/>
-            <w:u w:val="single"/>
-          </w:rPr>
-          <w:t>Levítico 26.14–20</w:t>
-        </w:r>
-      </w:hyperlink>
-      <w:r>
-        <w:rPr>
-          <w:lang w:val="pt_PT" w:bidi="pt_PT"/>
-        </w:rPr>
-        <w:t xml:space="preserve">; </w:t>
-      </w:r>
-      <w:hyperlink r:id="rId133">
-        <w:r>
-          <w:rPr>
-            <w:lang w:val="pt_PT" w:bidi="pt_PT"/>
-          </w:rPr>
-          <w:rPr>
-            <w:color w:val="0000EE"/>
-            <w:u w:val="single"/>
-          </w:rPr>
-          <w:t>Deuteronômio 11.16–17</w:t>
-        </w:r>
-      </w:hyperlink>
-      <w:r>
-        <w:rPr>
-          <w:lang w:val="pt_PT" w:bidi="pt_PT"/>
-        </w:rPr>
-        <w:t xml:space="preserve">; </w:t>
-      </w:r>
-      <w:hyperlink r:id="rId134">
-        <w:r>
-          <w:rPr>
-            <w:lang w:val="pt_PT" w:bidi="pt_PT"/>
-          </w:rPr>
-          <w:rPr>
-            <w:color w:val="0000EE"/>
-            <w:u w:val="single"/>
-          </w:rPr>
-          <w:t>28.33</w:t>
-        </w:r>
-      </w:hyperlink>
-      <w:r>
-        <w:rPr>
-          <w:lang w:val="pt_PT" w:bidi="pt_PT"/>
-        </w:rPr>
-        <w:t xml:space="preserve">; </w:t>
-      </w:r>
-      <w:hyperlink r:id="rId135">
-        <w:r>
-          <w:rPr>
-            <w:lang w:val="pt_PT" w:bidi="pt_PT"/>
-          </w:rPr>
-          <w:rPr>
-            <w:color w:val="0000EE"/>
-            <w:u w:val="single"/>
-          </w:rPr>
-          <w:t>Jeremias 29.17–18</w:t>
-        </w:r>
-      </w:hyperlink>
+      <w:r>
+        <w:rPr>
+          <w:lang w:val="pt_PT" w:bidi="pt_PT"/>
+        </w:rPr>
+        <w:t>Levítico 26.14–20</w:t>
+      </w:r>
+      <w:r>
+        <w:rPr>
+          <w:lang w:val="pt_PT" w:bidi="pt_PT"/>
+        </w:rPr>
+        <w:t xml:space="preserve">; </w:t>
+      </w:r>
+      <w:r>
+        <w:rPr>
+          <w:lang w:val="pt_PT" w:bidi="pt_PT"/>
+        </w:rPr>
+        <w:t>Deuteronômio 11.16–17</w:t>
+      </w:r>
+      <w:r>
+        <w:rPr>
+          <w:lang w:val="pt_PT" w:bidi="pt_PT"/>
+        </w:rPr>
+        <w:t xml:space="preserve">; </w:t>
+      </w:r>
+      <w:r>
+        <w:rPr>
+          <w:lang w:val="pt_PT" w:bidi="pt_PT"/>
+        </w:rPr>
+        <w:t>28.33</w:t>
+      </w:r>
+      <w:r>
+        <w:rPr>
+          <w:lang w:val="pt_PT" w:bidi="pt_PT"/>
+        </w:rPr>
+        <w:t xml:space="preserve">; </w:t>
+      </w:r>
+      <w:r>
+        <w:rPr>
+          <w:lang w:val="pt_PT" w:bidi="pt_PT"/>
+        </w:rPr>
+        <w:t>Jeremias 29.17–18</w:t>
+      </w:r>
       <w:r>
         <w:rPr>
           <w:lang w:val="pt_PT" w:bidi="pt_PT"/>
         </w:rPr>
         <w:t>). Portanto, ser fiel a Deus era extremamente importante (</w:t>
       </w:r>
-      <w:hyperlink r:id="rId136">
-        <w:r>
-          <w:rPr>
-            <w:lang w:val="pt_PT" w:bidi="pt_PT"/>
-          </w:rPr>
-          <w:rPr>
-            <w:color w:val="0000EE"/>
-            <w:u w:val="single"/>
-          </w:rPr>
-          <w:t>Salmo 33.18–19</w:t>
-        </w:r>
-      </w:hyperlink>
-      <w:r>
-        <w:rPr>
-          <w:lang w:val="pt_PT" w:bidi="pt_PT"/>
-        </w:rPr>
-        <w:t xml:space="preserve">; </w:t>
-      </w:r>
-      <w:hyperlink r:id="rId137">
-        <w:r>
-          <w:rPr>
-            <w:lang w:val="pt_PT" w:bidi="pt_PT"/>
-          </w:rPr>
-          <w:rPr>
-            <w:color w:val="0000EE"/>
-            <w:u w:val="single"/>
-          </w:rPr>
-          <w:t>37.19</w:t>
-        </w:r>
-      </w:hyperlink>
+      <w:r>
+        <w:rPr>
+          <w:lang w:val="pt_PT" w:bidi="pt_PT"/>
+        </w:rPr>
+        <w:t>Salmo 33.18–19</w:t>
+      </w:r>
+      <w:r>
+        <w:rPr>
+          <w:lang w:val="pt_PT" w:bidi="pt_PT"/>
+        </w:rPr>
+        <w:t xml:space="preserve">; </w:t>
+      </w:r>
+      <w:r>
+        <w:rPr>
+          <w:lang w:val="pt_PT" w:bidi="pt_PT"/>
+        </w:rPr>
+        <w:t>37.19</w:t>
+      </w:r>
       <w:r>
         <w:rPr>
           <w:lang w:val="pt_PT" w:bidi="pt_PT"/>
         </w:rPr>
         <w:t>). As bênçãos de Deus sobre a nação incluíam proteção contra a fome (</w:t>
       </w:r>
-      <w:hyperlink r:id="rId138">
-        <w:r>
-          <w:rPr>
-            <w:lang w:val="pt_PT" w:bidi="pt_PT"/>
-          </w:rPr>
-          <w:rPr>
-            <w:color w:val="0000EE"/>
-            <w:u w:val="single"/>
-          </w:rPr>
-          <w:t>Ezequiel 34.29</w:t>
-        </w:r>
-      </w:hyperlink>
-      <w:r>
-        <w:rPr>
-          <w:lang w:val="pt_PT" w:bidi="pt_PT"/>
-        </w:rPr>
-        <w:t xml:space="preserve">; </w:t>
-      </w:r>
-      <w:hyperlink r:id="rId139">
-        <w:r>
-          <w:rPr>
-            <w:lang w:val="pt_PT" w:bidi="pt_PT"/>
-          </w:rPr>
-          <w:rPr>
-            <w:color w:val="0000EE"/>
-            <w:u w:val="single"/>
-          </w:rPr>
-          <w:t>36.29–30</w:t>
-        </w:r>
-      </w:hyperlink>
+      <w:r>
+        <w:rPr>
+          <w:lang w:val="pt_PT" w:bidi="pt_PT"/>
+        </w:rPr>
+        <w:t>Ezequiel 34.29</w:t>
+      </w:r>
+      <w:r>
+        <w:rPr>
+          <w:lang w:val="pt_PT" w:bidi="pt_PT"/>
+        </w:rPr>
+        <w:t xml:space="preserve">; </w:t>
+      </w:r>
+      <w:r>
+        <w:rPr>
+          <w:lang w:val="pt_PT" w:bidi="pt_PT"/>
+        </w:rPr>
+        <w:t>36.29–30</w:t>
+      </w:r>
       <w:r>
         <w:rPr>
           <w:lang w:val="pt_PT" w:bidi="pt_PT"/>
@@ -3712,54 +2764,36 @@
         </w:rPr>
         <w:t>Jesus experimentou uma fome semelhante à de Israel durante seu tempo no deserto. Ele escolheu não fazer pão apenas para si mesmo (</w:t>
       </w:r>
-      <w:hyperlink r:id="rId140">
-        <w:r>
-          <w:rPr>
-            <w:lang w:val="pt_PT" w:bidi="pt_PT"/>
-          </w:rPr>
-          <w:rPr>
-            <w:color w:val="0000EE"/>
-            <w:u w:val="single"/>
-          </w:rPr>
-          <w:t>Mateus 4.1–4</w:t>
-        </w:r>
-      </w:hyperlink>
+      <w:r>
+        <w:rPr>
+          <w:lang w:val="pt_PT" w:bidi="pt_PT"/>
+        </w:rPr>
+        <w:t>Mateus 4.1–4</w:t>
+      </w:r>
       <w:r>
         <w:rPr>
           <w:lang w:val="pt_PT" w:bidi="pt_PT"/>
         </w:rPr>
         <w:t xml:space="preserve">; veja também </w:t>
       </w:r>
-      <w:hyperlink r:id="rId141">
-        <w:r>
-          <w:rPr>
-            <w:lang w:val="pt_PT" w:bidi="pt_PT"/>
-          </w:rPr>
-          <w:rPr>
-            <w:color w:val="0000EE"/>
-            <w:u w:val="single"/>
-          </w:rPr>
-          <w:t>Deuteronômio 8.3</w:t>
-        </w:r>
-      </w:hyperlink>
+      <w:r>
+        <w:rPr>
+          <w:lang w:val="pt_PT" w:bidi="pt_PT"/>
+        </w:rPr>
+        <w:t>Deuteronômio 8.3</w:t>
+      </w:r>
       <w:r>
         <w:rPr>
           <w:lang w:val="pt_PT" w:bidi="pt_PT"/>
         </w:rPr>
         <w:t>). Seu sucesso contra a tentação do diabo mostrou que a falta de comida e a fome podem construir humildade e confiança no cuidado de Deus. Jesus alimentou cinco mil pessoas para mostrar-lhes que ele é "o pão da vida", o "verdadeiro pão de Deus do céu" (</w:t>
       </w:r>
-      <w:hyperlink r:id="rId142">
-        <w:r>
-          <w:rPr>
-            <w:lang w:val="pt_PT" w:bidi="pt_PT"/>
-          </w:rPr>
-          <w:rPr>
-            <w:color w:val="0000EE"/>
-            <w:u w:val="single"/>
-          </w:rPr>
-          <w:t>João 6.32–35</w:t>
-        </w:r>
-      </w:hyperlink>
+      <w:r>
+        <w:rPr>
+          <w:lang w:val="pt_PT" w:bidi="pt_PT"/>
+        </w:rPr>
+        <w:t>João 6.32–35</w:t>
+      </w:r>
       <w:r>
         <w:rPr>
           <w:lang w:val="pt_PT" w:bidi="pt_PT"/>
@@ -3780,126 +2814,84 @@
         </w:rPr>
         <w:t>No entanto, as multidões o seguiam mais pela comida do que por quem ele é (</w:t>
       </w:r>
-      <w:hyperlink r:id="rId143">
-        <w:r>
-          <w:rPr>
-            <w:lang w:val="pt_PT" w:bidi="pt_PT"/>
-          </w:rPr>
-          <w:rPr>
-            <w:color w:val="0000EE"/>
-            <w:u w:val="single"/>
-          </w:rPr>
-          <w:t>João 6.26–27</w:t>
-        </w:r>
-      </w:hyperlink>
+      <w:r>
+        <w:rPr>
+          <w:lang w:val="pt_PT" w:bidi="pt_PT"/>
+        </w:rPr>
+        <w:t>João 6.26–27</w:t>
+      </w:r>
       <w:r>
         <w:rPr>
           <w:lang w:val="pt_PT" w:bidi="pt_PT"/>
         </w:rPr>
         <w:t>). Embora não ignorasse o alimento físico, Jesus enfatizou a fome e a sede espirituais (</w:t>
       </w:r>
-      <w:hyperlink r:id="rId144">
-        <w:r>
-          <w:rPr>
-            <w:lang w:val="pt_PT" w:bidi="pt_PT"/>
-          </w:rPr>
-          <w:rPr>
-            <w:color w:val="0000EE"/>
-            <w:u w:val="single"/>
-          </w:rPr>
-          <w:t>Lucas 6.21</w:t>
-        </w:r>
-      </w:hyperlink>
-      <w:r>
-        <w:rPr>
-          <w:lang w:val="pt_PT" w:bidi="pt_PT"/>
-        </w:rPr>
-        <w:t xml:space="preserve">; </w:t>
-      </w:r>
-      <w:hyperlink r:id="rId145">
-        <w:r>
-          <w:rPr>
-            <w:lang w:val="pt_PT" w:bidi="pt_PT"/>
-          </w:rPr>
-          <w:rPr>
-            <w:color w:val="0000EE"/>
-            <w:u w:val="single"/>
-          </w:rPr>
-          <w:t>João 4.34</w:t>
-        </w:r>
-      </w:hyperlink>
+      <w:r>
+        <w:rPr>
+          <w:lang w:val="pt_PT" w:bidi="pt_PT"/>
+        </w:rPr>
+        <w:t>Lucas 6.21</w:t>
+      </w:r>
+      <w:r>
+        <w:rPr>
+          <w:lang w:val="pt_PT" w:bidi="pt_PT"/>
+        </w:rPr>
+        <w:t xml:space="preserve">; </w:t>
+      </w:r>
+      <w:r>
+        <w:rPr>
+          <w:lang w:val="pt_PT" w:bidi="pt_PT"/>
+        </w:rPr>
+        <w:t>João 4.34</w:t>
+      </w:r>
       <w:r>
         <w:rPr>
           <w:lang w:val="pt_PT" w:bidi="pt_PT"/>
         </w:rPr>
         <w:t>). Comer serve tanto como um cenário quanto como um símbolo de comunhão (</w:t>
       </w:r>
-      <w:hyperlink r:id="rId146">
-        <w:r>
-          <w:rPr>
-            <w:lang w:val="pt_PT" w:bidi="pt_PT"/>
-          </w:rPr>
-          <w:rPr>
-            <w:color w:val="0000EE"/>
-            <w:u w:val="single"/>
-          </w:rPr>
-          <w:t>Gênesis 43.34</w:t>
-        </w:r>
-      </w:hyperlink>
-      <w:r>
-        <w:rPr>
-          <w:lang w:val="pt_PT" w:bidi="pt_PT"/>
-        </w:rPr>
-        <w:t xml:space="preserve">; </w:t>
-      </w:r>
-      <w:hyperlink r:id="rId147">
-        <w:r>
-          <w:rPr>
-            <w:lang w:val="pt_PT" w:bidi="pt_PT"/>
-          </w:rPr>
-          <w:rPr>
-            <w:color w:val="0000EE"/>
-            <w:u w:val="single"/>
-          </w:rPr>
-          <w:t>Lucas 22.15–16</w:t>
-        </w:r>
-      </w:hyperlink>
-      <w:r>
-        <w:rPr>
-          <w:lang w:val="pt_PT" w:bidi="pt_PT"/>
-        </w:rPr>
-        <w:t xml:space="preserve">; </w:t>
-      </w:r>
-      <w:hyperlink r:id="rId148">
-        <w:r>
-          <w:rPr>
-            <w:lang w:val="pt_PT" w:bidi="pt_PT"/>
-          </w:rPr>
-          <w:rPr>
-            <w:color w:val="0000EE"/>
-            <w:u w:val="single"/>
-          </w:rPr>
-          <w:t>Apocalipse 19.9</w:t>
-        </w:r>
-      </w:hyperlink>
+      <w:r>
+        <w:rPr>
+          <w:lang w:val="pt_PT" w:bidi="pt_PT"/>
+        </w:rPr>
+        <w:t>Gênesis 43.34</w:t>
+      </w:r>
+      <w:r>
+        <w:rPr>
+          <w:lang w:val="pt_PT" w:bidi="pt_PT"/>
+        </w:rPr>
+        <w:t xml:space="preserve">; </w:t>
+      </w:r>
+      <w:r>
+        <w:rPr>
+          <w:lang w:val="pt_PT" w:bidi="pt_PT"/>
+        </w:rPr>
+        <w:t>Lucas 22.15–16</w:t>
+      </w:r>
+      <w:r>
+        <w:rPr>
+          <w:lang w:val="pt_PT" w:bidi="pt_PT"/>
+        </w:rPr>
+        <w:t xml:space="preserve">; </w:t>
+      </w:r>
+      <w:r>
+        <w:rPr>
+          <w:lang w:val="pt_PT" w:bidi="pt_PT"/>
+        </w:rPr>
+        <w:t>Apocalipse 19.9</w:t>
+      </w:r>
       <w:r>
         <w:rPr>
           <w:lang w:val="pt_PT" w:bidi="pt_PT"/>
         </w:rPr>
         <w:t>). No céu, a fome não existirá mais (</w:t>
       </w:r>
-      <w:hyperlink r:id="rId149">
-        <w:r>
-          <w:rPr>
-            <w:lang w:val="pt_PT" w:bidi="pt_PT"/>
-          </w:rPr>
-          <w:rPr>
-            <w:color w:val="0000EE"/>
-            <w:u w:val="single"/>
-          </w:rPr>
-          <w:t>Apocalipse 7.16</w:t>
-        </w:r>
-      </w:hyperlink>
+      <w:r>
+        <w:rPr>
+          <w:lang w:val="pt_PT" w:bidi="pt_PT"/>
+        </w:rPr>
+        <w:t>Apocalipse 7.16</w:t>
+      </w:r>
       <w:r>
         <w:rPr>
           <w:lang w:val="pt_PT" w:bidi="pt_PT"/>
@@ -3929,396 +2921,264 @@
           <w:lang w:val="pt_PT" w:bidi="pt_PT"/>
         </w:rPr>
       </w:r>
-      <w:hyperlink r:id="rId109">
-        <w:r>
-          <w:rPr>
-            <w:lang w:val="pt_PT" w:bidi="pt_PT"/>
-          </w:rPr>
-          <w:rPr>
-            <w:color w:val="0000EE"/>
-            <w:u w:val="single"/>
-          </w:rPr>
-          <w:t>Gênesis 12.10</w:t>
-        </w:r>
-      </w:hyperlink>
-      <w:r>
-        <w:rPr>
-          <w:lang w:val="pt_PT" w:bidi="pt_PT"/>
-        </w:rPr>
-        <w:t xml:space="preserve">; </w:t>
-      </w:r>
-      <w:hyperlink r:id="rId110">
-        <w:r>
-          <w:rPr>
-            <w:lang w:val="pt_PT" w:bidi="pt_PT"/>
-          </w:rPr>
-          <w:rPr>
-            <w:color w:val="0000EE"/>
-            <w:u w:val="single"/>
-          </w:rPr>
-          <w:t>26.1</w:t>
-        </w:r>
-      </w:hyperlink>
-      <w:r>
-        <w:rPr>
-          <w:lang w:val="pt_PT" w:bidi="pt_PT"/>
-        </w:rPr>
-        <w:t xml:space="preserve">; </w:t>
-      </w:r>
-      <w:hyperlink r:id="rId122">
-        <w:r>
-          <w:rPr>
-            <w:lang w:val="pt_PT" w:bidi="pt_PT"/>
-          </w:rPr>
-          <w:rPr>
-            <w:color w:val="0000EE"/>
-            <w:u w:val="single"/>
-          </w:rPr>
-          <w:t>41.33–36</w:t>
-        </w:r>
-      </w:hyperlink>
+      <w:r>
+        <w:rPr>
+          <w:lang w:val="pt_PT" w:bidi="pt_PT"/>
+        </w:rPr>
+        <w:t>Gênesis 12.10</w:t>
+      </w:r>
+      <w:r>
+        <w:rPr>
+          <w:lang w:val="pt_PT" w:bidi="pt_PT"/>
+        </w:rPr>
+        <w:t xml:space="preserve">; </w:t>
+      </w:r>
+      <w:r>
+        <w:rPr>
+          <w:lang w:val="pt_PT" w:bidi="pt_PT"/>
+        </w:rPr>
+        <w:t>26.1</w:t>
+      </w:r>
+      <w:r>
+        <w:rPr>
+          <w:lang w:val="pt_PT" w:bidi="pt_PT"/>
+        </w:rPr>
+        <w:t xml:space="preserve">; </w:t>
+      </w:r>
+      <w:r>
+        <w:rPr>
+          <w:lang w:val="pt_PT" w:bidi="pt_PT"/>
+        </w:rPr>
+        <w:t>41.33–36</w:t>
+      </w:r>
       <w:r>
         <w:rPr>
           <w:lang w:val="pt_PT" w:bidi="pt_PT"/>
         </w:rPr>
         <w:t>,</w:t>
       </w:r>
-      <w:hyperlink r:id="rId150">
-        <w:r>
-          <w:rPr>
-            <w:lang w:val="pt_PT" w:bidi="pt_PT"/>
-          </w:rPr>
-          <w:rPr>
-            <w:color w:val="0000EE"/>
-            <w:u w:val="single"/>
-          </w:rPr>
-          <w:t>56–57</w:t>
-        </w:r>
-      </w:hyperlink>
-      <w:r>
-        <w:rPr>
-          <w:lang w:val="pt_PT" w:bidi="pt_PT"/>
-        </w:rPr>
-        <w:t xml:space="preserve">; </w:t>
-      </w:r>
-      <w:hyperlink r:id="rId151">
-        <w:r>
-          <w:rPr>
-            <w:lang w:val="pt_PT" w:bidi="pt_PT"/>
-          </w:rPr>
-          <w:rPr>
-            <w:color w:val="0000EE"/>
-            <w:u w:val="single"/>
-          </w:rPr>
-          <w:t>45.6–7</w:t>
-        </w:r>
-      </w:hyperlink>
-      <w:r>
-        <w:rPr>
-          <w:lang w:val="pt_PT" w:bidi="pt_PT"/>
-        </w:rPr>
-        <w:t xml:space="preserve">; </w:t>
-      </w:r>
-      <w:hyperlink r:id="rId152">
-        <w:r>
-          <w:rPr>
-            <w:lang w:val="pt_PT" w:bidi="pt_PT"/>
-          </w:rPr>
-          <w:rPr>
-            <w:color w:val="0000EE"/>
-            <w:u w:val="single"/>
-          </w:rPr>
-          <w:t>Levítico 26.19–20</w:t>
-        </w:r>
-      </w:hyperlink>
-      <w:r>
-        <w:rPr>
-          <w:lang w:val="pt_PT" w:bidi="pt_PT"/>
-        </w:rPr>
-        <w:t xml:space="preserve">; </w:t>
-      </w:r>
-      <w:hyperlink r:id="rId141">
-        <w:r>
-          <w:rPr>
-            <w:lang w:val="pt_PT" w:bidi="pt_PT"/>
-          </w:rPr>
-          <w:rPr>
-            <w:color w:val="0000EE"/>
-            <w:u w:val="single"/>
-          </w:rPr>
-          <w:t>Deuteronômio 8.3</w:t>
-        </w:r>
-      </w:hyperlink>
-      <w:r>
-        <w:rPr>
-          <w:lang w:val="pt_PT" w:bidi="pt_PT"/>
-        </w:rPr>
-        <w:t xml:space="preserve">; </w:t>
-      </w:r>
-      <w:hyperlink r:id="rId133">
-        <w:r>
-          <w:rPr>
-            <w:lang w:val="pt_PT" w:bidi="pt_PT"/>
-          </w:rPr>
-          <w:rPr>
-            <w:color w:val="0000EE"/>
-            <w:u w:val="single"/>
-          </w:rPr>
-          <w:t>11.16–17</w:t>
-        </w:r>
-      </w:hyperlink>
-      <w:r>
-        <w:rPr>
-          <w:lang w:val="pt_PT" w:bidi="pt_PT"/>
-        </w:rPr>
-        <w:t xml:space="preserve">; </w:t>
-      </w:r>
-      <w:hyperlink r:id="rId114">
-        <w:r>
-          <w:rPr>
-            <w:lang w:val="pt_PT" w:bidi="pt_PT"/>
-          </w:rPr>
-          <w:rPr>
-            <w:color w:val="0000EE"/>
-            <w:u w:val="single"/>
-          </w:rPr>
-          <w:t>Rute 1.1</w:t>
-        </w:r>
-      </w:hyperlink>
-      <w:r>
-        <w:rPr>
-          <w:lang w:val="pt_PT" w:bidi="pt_PT"/>
-        </w:rPr>
-        <w:t xml:space="preserve">; </w:t>
-      </w:r>
-      <w:hyperlink r:id="rId115">
-        <w:r>
-          <w:rPr>
-            <w:lang w:val="pt_PT" w:bidi="pt_PT"/>
-          </w:rPr>
-          <w:rPr>
-            <w:color w:val="0000EE"/>
-            <w:u w:val="single"/>
-          </w:rPr>
-          <w:t>2 Samuel 21.1</w:t>
-        </w:r>
-      </w:hyperlink>
-      <w:r>
-        <w:rPr>
-          <w:lang w:val="pt_PT" w:bidi="pt_PT"/>
-        </w:rPr>
-        <w:t xml:space="preserve">; </w:t>
-      </w:r>
-      <w:hyperlink r:id="rId116">
-        <w:r>
-          <w:rPr>
-            <w:lang w:val="pt_PT" w:bidi="pt_PT"/>
-          </w:rPr>
-          <w:rPr>
-            <w:color w:val="0000EE"/>
-            <w:u w:val="single"/>
-          </w:rPr>
-          <w:t>1 Reis 18.1–2</w:t>
-        </w:r>
-      </w:hyperlink>
-      <w:r>
-        <w:rPr>
-          <w:lang w:val="pt_PT" w:bidi="pt_PT"/>
-        </w:rPr>
-        <w:t xml:space="preserve">; </w:t>
-      </w:r>
-      <w:hyperlink r:id="rId153">
-        <w:r>
-          <w:rPr>
-            <w:lang w:val="pt_PT" w:bidi="pt_PT"/>
-          </w:rPr>
-          <w:rPr>
-            <w:color w:val="0000EE"/>
-            <w:u w:val="single"/>
-          </w:rPr>
-          <w:t>2 Reis 8.1–2</w:t>
-        </w:r>
-      </w:hyperlink>
-      <w:r>
-        <w:rPr>
-          <w:lang w:val="pt_PT" w:bidi="pt_PT"/>
-        </w:rPr>
-        <w:t xml:space="preserve">; </w:t>
-      </w:r>
-      <w:hyperlink r:id="rId154">
-        <w:r>
-          <w:rPr>
-            <w:lang w:val="pt_PT" w:bidi="pt_PT"/>
-          </w:rPr>
-          <w:rPr>
-            <w:color w:val="0000EE"/>
-            <w:u w:val="single"/>
-          </w:rPr>
-          <w:t>Jeremias 14.11–16</w:t>
-        </w:r>
-      </w:hyperlink>
-      <w:r>
-        <w:rPr>
-          <w:lang w:val="pt_PT" w:bidi="pt_PT"/>
-        </w:rPr>
-        <w:t xml:space="preserve">; </w:t>
-      </w:r>
-      <w:hyperlink r:id="rId155">
-        <w:r>
-          <w:rPr>
-            <w:lang w:val="pt_PT" w:bidi="pt_PT"/>
-          </w:rPr>
-          <w:rPr>
-            <w:color w:val="0000EE"/>
-            <w:u w:val="single"/>
-          </w:rPr>
-          <w:t>Ezequiel 34.29–31</w:t>
-        </w:r>
-      </w:hyperlink>
-      <w:r>
-        <w:rPr>
-          <w:lang w:val="pt_PT" w:bidi="pt_PT"/>
-        </w:rPr>
-        <w:t xml:space="preserve">; </w:t>
-      </w:r>
-      <w:hyperlink r:id="rId156">
-        <w:r>
-          <w:rPr>
-            <w:lang w:val="pt_PT" w:bidi="pt_PT"/>
-          </w:rPr>
-          <w:rPr>
-            <w:color w:val="0000EE"/>
-            <w:u w:val="single"/>
-          </w:rPr>
-          <w:t>36.28–32</w:t>
-        </w:r>
-      </w:hyperlink>
-      <w:r>
-        <w:rPr>
-          <w:lang w:val="pt_PT" w:bidi="pt_PT"/>
-        </w:rPr>
-        <w:t xml:space="preserve">; </w:t>
-      </w:r>
-      <w:hyperlink r:id="rId157">
-        <w:r>
-          <w:rPr>
-            <w:lang w:val="pt_PT" w:bidi="pt_PT"/>
-          </w:rPr>
-          <w:rPr>
-            <w:color w:val="0000EE"/>
-            <w:u w:val="single"/>
-          </w:rPr>
-          <w:t>Joel 1.1–20</w:t>
-        </w:r>
-      </w:hyperlink>
-      <w:r>
-        <w:rPr>
-          <w:lang w:val="pt_PT" w:bidi="pt_PT"/>
-        </w:rPr>
-        <w:t xml:space="preserve">; </w:t>
-      </w:r>
-      <w:hyperlink r:id="rId158">
-        <w:r>
-          <w:rPr>
-            <w:lang w:val="pt_PT" w:bidi="pt_PT"/>
-          </w:rPr>
-          <w:rPr>
-            <w:color w:val="0000EE"/>
-            <w:u w:val="single"/>
-          </w:rPr>
-          <w:t>Amós 8.11–14</w:t>
-        </w:r>
-      </w:hyperlink>
-      <w:r>
-        <w:rPr>
-          <w:lang w:val="pt_PT" w:bidi="pt_PT"/>
-        </w:rPr>
-        <w:t xml:space="preserve">; </w:t>
-      </w:r>
-      <w:hyperlink r:id="rId117">
-        <w:r>
-          <w:rPr>
-            <w:lang w:val="pt_PT" w:bidi="pt_PT"/>
-          </w:rPr>
-          <w:rPr>
-            <w:color w:val="0000EE"/>
-            <w:u w:val="single"/>
-          </w:rPr>
-          <w:t>Ageu 1.1–11</w:t>
-        </w:r>
-      </w:hyperlink>
-      <w:r>
-        <w:rPr>
-          <w:lang w:val="pt_PT" w:bidi="pt_PT"/>
-        </w:rPr>
-        <w:t xml:space="preserve">; </w:t>
-      </w:r>
-      <w:hyperlink r:id="rId144">
-        <w:r>
-          <w:rPr>
-            <w:lang w:val="pt_PT" w:bidi="pt_PT"/>
-          </w:rPr>
-          <w:rPr>
-            <w:color w:val="0000EE"/>
-            <w:u w:val="single"/>
-          </w:rPr>
-          <w:t>Lucas 6.21</w:t>
-        </w:r>
-      </w:hyperlink>
-      <w:r>
-        <w:rPr>
-          <w:lang w:val="pt_PT" w:bidi="pt_PT"/>
-        </w:rPr>
-        <w:t xml:space="preserve">; </w:t>
-      </w:r>
-      <w:hyperlink r:id="rId142">
-        <w:r>
-          <w:rPr>
-            <w:lang w:val="pt_PT" w:bidi="pt_PT"/>
-          </w:rPr>
-          <w:rPr>
-            <w:color w:val="0000EE"/>
-            <w:u w:val="single"/>
-          </w:rPr>
-          <w:t>João 6.32–35</w:t>
-        </w:r>
-      </w:hyperlink>
-      <w:r>
-        <w:rPr>
-          <w:lang w:val="pt_PT" w:bidi="pt_PT"/>
-        </w:rPr>
-        <w:t xml:space="preserve">; </w:t>
-      </w:r>
-      <w:hyperlink r:id="rId159">
-        <w:r>
-          <w:rPr>
-            <w:lang w:val="pt_PT" w:bidi="pt_PT"/>
-          </w:rPr>
-          <w:rPr>
-            <w:color w:val="0000EE"/>
-            <w:u w:val="single"/>
-          </w:rPr>
-          <w:t>Atos 11.28–30</w:t>
-        </w:r>
-      </w:hyperlink>
-      <w:r>
-        <w:rPr>
-          <w:lang w:val="pt_PT" w:bidi="pt_PT"/>
-        </w:rPr>
-        <w:t xml:space="preserve">; </w:t>
-      </w:r>
-      <w:hyperlink r:id="rId149">
-        <w:r>
-          <w:rPr>
-            <w:lang w:val="pt_PT" w:bidi="pt_PT"/>
-          </w:rPr>
-          <w:rPr>
-            <w:color w:val="0000EE"/>
-            <w:u w:val="single"/>
-          </w:rPr>
-          <w:t>Apocalipse 7.16</w:t>
-        </w:r>
-      </w:hyperlink>
+      <w:r>
+        <w:rPr>
+          <w:lang w:val="pt_PT" w:bidi="pt_PT"/>
+        </w:rPr>
+        <w:t>56–57</w:t>
+      </w:r>
+      <w:r>
+        <w:rPr>
+          <w:lang w:val="pt_PT" w:bidi="pt_PT"/>
+        </w:rPr>
+        <w:t xml:space="preserve">; </w:t>
+      </w:r>
+      <w:r>
+        <w:rPr>
+          <w:lang w:val="pt_PT" w:bidi="pt_PT"/>
+        </w:rPr>
+        <w:t>45.6–7</w:t>
+      </w:r>
+      <w:r>
+        <w:rPr>
+          <w:lang w:val="pt_PT" w:bidi="pt_PT"/>
+        </w:rPr>
+        <w:t xml:space="preserve">; </w:t>
+      </w:r>
+      <w:r>
+        <w:rPr>
+          <w:lang w:val="pt_PT" w:bidi="pt_PT"/>
+        </w:rPr>
+        <w:t>Levítico 26.19–20</w:t>
+      </w:r>
+      <w:r>
+        <w:rPr>
+          <w:lang w:val="pt_PT" w:bidi="pt_PT"/>
+        </w:rPr>
+        <w:t xml:space="preserve">; </w:t>
+      </w:r>
+      <w:r>
+        <w:rPr>
+          <w:lang w:val="pt_PT" w:bidi="pt_PT"/>
+        </w:rPr>
+        <w:t>Deuteronômio 8.3</w:t>
+      </w:r>
+      <w:r>
+        <w:rPr>
+          <w:lang w:val="pt_PT" w:bidi="pt_PT"/>
+        </w:rPr>
+        <w:t xml:space="preserve">; </w:t>
+      </w:r>
+      <w:r>
+        <w:rPr>
+          <w:lang w:val="pt_PT" w:bidi="pt_PT"/>
+        </w:rPr>
+        <w:t>11.16–17</w:t>
+      </w:r>
+      <w:r>
+        <w:rPr>
+          <w:lang w:val="pt_PT" w:bidi="pt_PT"/>
+        </w:rPr>
+        <w:t xml:space="preserve">; </w:t>
+      </w:r>
+      <w:r>
+        <w:rPr>
+          <w:lang w:val="pt_PT" w:bidi="pt_PT"/>
+        </w:rPr>
+        <w:t>Rute 1.1</w:t>
+      </w:r>
+      <w:r>
+        <w:rPr>
+          <w:lang w:val="pt_PT" w:bidi="pt_PT"/>
+        </w:rPr>
+        <w:t xml:space="preserve">; </w:t>
+      </w:r>
+      <w:r>
+        <w:rPr>
+          <w:lang w:val="pt_PT" w:bidi="pt_PT"/>
+        </w:rPr>
+        <w:t>2 Samuel 21.1</w:t>
+      </w:r>
+      <w:r>
+        <w:rPr>
+          <w:lang w:val="pt_PT" w:bidi="pt_PT"/>
+        </w:rPr>
+        <w:t xml:space="preserve">; </w:t>
+      </w:r>
+      <w:r>
+        <w:rPr>
+          <w:lang w:val="pt_PT" w:bidi="pt_PT"/>
+        </w:rPr>
+        <w:t>1 Reis 18.1–2</w:t>
+      </w:r>
+      <w:r>
+        <w:rPr>
+          <w:lang w:val="pt_PT" w:bidi="pt_PT"/>
+        </w:rPr>
+        <w:t xml:space="preserve">; </w:t>
+      </w:r>
+      <w:r>
+        <w:rPr>
+          <w:lang w:val="pt_PT" w:bidi="pt_PT"/>
+        </w:rPr>
+        <w:t>2 Reis 8.1–2</w:t>
+      </w:r>
+      <w:r>
+        <w:rPr>
+          <w:lang w:val="pt_PT" w:bidi="pt_PT"/>
+        </w:rPr>
+        <w:t xml:space="preserve">; </w:t>
+      </w:r>
+      <w:r>
+        <w:rPr>
+          <w:lang w:val="pt_PT" w:bidi="pt_PT"/>
+        </w:rPr>
+        <w:t>Jeremias 14.11–16</w:t>
+      </w:r>
+      <w:r>
+        <w:rPr>
+          <w:lang w:val="pt_PT" w:bidi="pt_PT"/>
+        </w:rPr>
+        <w:t xml:space="preserve">; </w:t>
+      </w:r>
+      <w:r>
+        <w:rPr>
+          <w:lang w:val="pt_PT" w:bidi="pt_PT"/>
+        </w:rPr>
+        <w:t>Ezequiel 34.29–31</w:t>
+      </w:r>
+      <w:r>
+        <w:rPr>
+          <w:lang w:val="pt_PT" w:bidi="pt_PT"/>
+        </w:rPr>
+        <w:t xml:space="preserve">; </w:t>
+      </w:r>
+      <w:r>
+        <w:rPr>
+          <w:lang w:val="pt_PT" w:bidi="pt_PT"/>
+        </w:rPr>
+        <w:t>36.28–32</w:t>
+      </w:r>
+      <w:r>
+        <w:rPr>
+          <w:lang w:val="pt_PT" w:bidi="pt_PT"/>
+        </w:rPr>
+        <w:t xml:space="preserve">; </w:t>
+      </w:r>
+      <w:r>
+        <w:rPr>
+          <w:lang w:val="pt_PT" w:bidi="pt_PT"/>
+        </w:rPr>
+        <w:t>Joel 1.1–20</w:t>
+      </w:r>
+      <w:r>
+        <w:rPr>
+          <w:lang w:val="pt_PT" w:bidi="pt_PT"/>
+        </w:rPr>
+        <w:t xml:space="preserve">; </w:t>
+      </w:r>
+      <w:r>
+        <w:rPr>
+          <w:lang w:val="pt_PT" w:bidi="pt_PT"/>
+        </w:rPr>
+        <w:t>Amós 8.11–14</w:t>
+      </w:r>
+      <w:r>
+        <w:rPr>
+          <w:lang w:val="pt_PT" w:bidi="pt_PT"/>
+        </w:rPr>
+        <w:t xml:space="preserve">; </w:t>
+      </w:r>
+      <w:r>
+        <w:rPr>
+          <w:lang w:val="pt_PT" w:bidi="pt_PT"/>
+        </w:rPr>
+        <w:t>Ageu 1.1–11</w:t>
+      </w:r>
+      <w:r>
+        <w:rPr>
+          <w:lang w:val="pt_PT" w:bidi="pt_PT"/>
+        </w:rPr>
+        <w:t xml:space="preserve">; </w:t>
+      </w:r>
+      <w:r>
+        <w:rPr>
+          <w:lang w:val="pt_PT" w:bidi="pt_PT"/>
+        </w:rPr>
+        <w:t>Lucas 6.21</w:t>
+      </w:r>
+      <w:r>
+        <w:rPr>
+          <w:lang w:val="pt_PT" w:bidi="pt_PT"/>
+        </w:rPr>
+        <w:t xml:space="preserve">; </w:t>
+      </w:r>
+      <w:r>
+        <w:rPr>
+          <w:lang w:val="pt_PT" w:bidi="pt_PT"/>
+        </w:rPr>
+        <w:t>João 6.32–35</w:t>
+      </w:r>
+      <w:r>
+        <w:rPr>
+          <w:lang w:val="pt_PT" w:bidi="pt_PT"/>
+        </w:rPr>
+        <w:t xml:space="preserve">; </w:t>
+      </w:r>
+      <w:r>
+        <w:rPr>
+          <w:lang w:val="pt_PT" w:bidi="pt_PT"/>
+        </w:rPr>
+        <w:t>Atos 11.28–30</w:t>
+      </w:r>
+      <w:r>
+        <w:rPr>
+          <w:lang w:val="pt_PT" w:bidi="pt_PT"/>
+        </w:rPr>
+        <w:t xml:space="preserve">; </w:t>
+      </w:r>
+      <w:r>
+        <w:rPr>
+          <w:lang w:val="pt_PT" w:bidi="pt_PT"/>
+        </w:rPr>
+        <w:t>Apocalipse 7.16</w:t>
+      </w:r>
       <w:r>
         <w:rPr>
           <w:lang w:val="pt_PT" w:bidi="pt_PT"/>
